--- a/6_semestar/Interakcija covek racunar/HCI_PITANJA_TEORIJA.docx
+++ b/6_semestar/Interakcija covek racunar/HCI_PITANJA_TEORIJA.docx
@@ -603,14 +603,17 @@
     <w:p>
       <w:pPr>
         <w:pStyle w:val="Pitanja"/>
-        <w:rPr>
-          <w:sz w:val="20"/>
-          <w:szCs w:val="20"/>
-          <w:lang w:val="en-US"/>
-        </w:rPr>
-      </w:pPr>
-      <w:r>
-        <w:rPr>
+        <w:shd w:val="clear" w:color="auto" w:fill="215E99" w:themeFill="text2" w:themeFillTint="BF"/>
+        <w:rPr>
+          <w:color w:val="FFFFFF" w:themeColor="background1"/>
+          <w:sz w:val="20"/>
+          <w:szCs w:val="20"/>
+          <w:lang w:val="en-US"/>
+        </w:rPr>
+      </w:pPr>
+      <w:r>
+        <w:rPr>
+          <w:color w:val="FFFFFF" w:themeColor="background1"/>
           <w:sz w:val="20"/>
           <w:szCs w:val="20"/>
           <w:lang w:val="en-US"/>
@@ -619,6 +622,7 @@
       </w:r>
       <w:r>
         <w:rPr>
+          <w:color w:val="FFFFFF" w:themeColor="background1"/>
           <w:sz w:val="20"/>
           <w:szCs w:val="20"/>
           <w:lang w:val="en-US"/>
@@ -627,24 +631,39 @@
       </w:r>
       <w:r>
         <w:rPr>
-          <w:sz w:val="20"/>
-          <w:szCs w:val="20"/>
-          <w:lang w:val="en-US"/>
-        </w:rPr>
-        <w:t>ejsa web aplikacija I navesti obrasce koji ga podrzavaju. (</w:t>
-      </w:r>
-      <w:r>
-        <w:rPr>
-          <w:sz w:val="20"/>
-          <w:szCs w:val="20"/>
+          <w:color w:val="FFFFFF" w:themeColor="background1"/>
+          <w:sz w:val="20"/>
+          <w:szCs w:val="20"/>
+          <w:lang w:val="en-US"/>
+        </w:rPr>
+        <w:t xml:space="preserve">ejsa web aplikacija I navesti obrasce koji ga podrzavaju. </w:t>
+      </w:r>
+      <w:r>
+        <w:rPr>
+          <w:color w:val="FFFFFF" w:themeColor="background1"/>
+          <w:sz w:val="20"/>
+          <w:szCs w:val="20"/>
+          <w:shd w:val="clear" w:color="auto" w:fill="0F9ED5" w:themeFill="accent4"/>
+          <w:lang w:val="en-US"/>
+        </w:rPr>
+        <w:t>(</w:t>
+      </w:r>
+      <w:r>
+        <w:rPr>
+          <w:color w:val="FFFFFF" w:themeColor="background1"/>
+          <w:sz w:val="20"/>
+          <w:szCs w:val="20"/>
+          <w:shd w:val="clear" w:color="auto" w:fill="0F9ED5" w:themeFill="accent4"/>
           <w:lang w:val="en-US"/>
         </w:rPr>
         <w:t>2</w:t>
       </w:r>
       <w:r>
         <w:rPr>
-          <w:sz w:val="20"/>
-          <w:szCs w:val="20"/>
+          <w:color w:val="FFFFFF" w:themeColor="background1"/>
+          <w:sz w:val="20"/>
+          <w:szCs w:val="20"/>
+          <w:shd w:val="clear" w:color="auto" w:fill="0F9ED5" w:themeFill="accent4"/>
           <w:lang w:val="en-US"/>
         </w:rPr>
         <w:t>)</w:t>
@@ -941,32 +960,49 @@
     <w:p>
       <w:pPr>
         <w:pStyle w:val="Pitanja"/>
-        <w:rPr>
-          <w:sz w:val="20"/>
-          <w:szCs w:val="20"/>
-          <w:lang w:val="en-US"/>
-        </w:rPr>
-      </w:pPr>
-      <w:r>
-        <w:rPr>
-          <w:sz w:val="20"/>
-          <w:szCs w:val="20"/>
-          <w:lang w:val="en-US"/>
-        </w:rPr>
-        <w:t>Specificnosti projektovanja korisnickih interfejsa mobilnih aplikacija. (</w:t>
-      </w:r>
-      <w:r>
-        <w:rPr>
-          <w:sz w:val="20"/>
-          <w:szCs w:val="20"/>
+        <w:shd w:val="clear" w:color="auto" w:fill="215E99" w:themeFill="text2" w:themeFillTint="BF"/>
+        <w:rPr>
+          <w:color w:val="FFFFFF" w:themeColor="background1"/>
+          <w:sz w:val="20"/>
+          <w:szCs w:val="20"/>
+          <w:lang w:val="en-US"/>
+        </w:rPr>
+      </w:pPr>
+      <w:r>
+        <w:rPr>
+          <w:color w:val="FFFFFF" w:themeColor="background1"/>
+          <w:sz w:val="20"/>
+          <w:szCs w:val="20"/>
+          <w:lang w:val="en-US"/>
+        </w:rPr>
+        <w:t>Specificnosti projektovanja korisnickih interfejsa mobilnih aplikacija.</w:t>
+      </w:r>
+      <w:r>
+        <w:rPr>
+          <w:color w:val="FFFFFF" w:themeColor="background1"/>
+          <w:sz w:val="20"/>
+          <w:szCs w:val="20"/>
+          <w:shd w:val="clear" w:color="auto" w:fill="0F9ED5" w:themeFill="accent4"/>
+          <w:lang w:val="en-US"/>
+        </w:rPr>
+        <w:t xml:space="preserve"> (</w:t>
+      </w:r>
+      <w:r>
+        <w:rPr>
+          <w:color w:val="FFFFFF" w:themeColor="background1"/>
+          <w:sz w:val="20"/>
+          <w:szCs w:val="20"/>
+          <w:shd w:val="clear" w:color="auto" w:fill="0F9ED5" w:themeFill="accent4"/>
           <w:lang w:val="en-US"/>
         </w:rPr>
         <w:t>3</w:t>
       </w:r>
       <w:r>
         <w:rPr>
-          <w:sz w:val="20"/>
-          <w:szCs w:val="20"/>
+          <w:color w:val="FFFFFF" w:themeColor="background1"/>
+          <w:sz w:val="20"/>
+          <w:szCs w:val="20"/>
+          <w:shd w:val="clear" w:color="auto" w:fill="0F9ED5" w:themeFill="accent4"/>
           <w:lang w:val="en-US"/>
         </w:rPr>
         <w:t>)</w:t>
@@ -1349,19 +1385,32 @@
     <w:p>
       <w:pPr>
         <w:pStyle w:val="Pitanja"/>
-        <w:rPr>
-          <w:sz w:val="20"/>
-          <w:szCs w:val="20"/>
-          <w:lang w:val="en-US"/>
-        </w:rPr>
-      </w:pPr>
-      <w:r>
-        <w:rPr>
-          <w:sz w:val="20"/>
-          <w:szCs w:val="20"/>
-          <w:lang w:val="en-US"/>
-        </w:rPr>
-        <w:t>Navesti smernice za upotrebu boja kod dizajniranja korisnickog interfejsa. (1)</w:t>
+        <w:shd w:val="clear" w:color="auto" w:fill="215E99" w:themeFill="text2" w:themeFillTint="BF"/>
+        <w:rPr>
+          <w:color w:val="FFFFFF" w:themeColor="background1"/>
+          <w:sz w:val="20"/>
+          <w:szCs w:val="20"/>
+          <w:lang w:val="en-US"/>
+        </w:rPr>
+      </w:pPr>
+      <w:r>
+        <w:rPr>
+          <w:color w:val="FFFFFF" w:themeColor="background1"/>
+          <w:sz w:val="20"/>
+          <w:szCs w:val="20"/>
+          <w:lang w:val="en-US"/>
+        </w:rPr>
+        <w:t xml:space="preserve">Navesti smernice za upotrebu boja kod dizajniranja korisnickog interfejsa. </w:t>
+      </w:r>
+      <w:r>
+        <w:rPr>
+          <w:color w:val="FFFFFF" w:themeColor="background1"/>
+          <w:sz w:val="20"/>
+          <w:szCs w:val="20"/>
+          <w:shd w:val="clear" w:color="auto" w:fill="0F9ED5" w:themeFill="accent4"/>
+          <w:lang w:val="en-US"/>
+        </w:rPr>
+        <w:t>(1)</w:t>
       </w:r>
     </w:p>
     <w:p>
@@ -2058,7 +2107,7 @@
         <w:tc>
           <w:tcPr>
             <w:tcW w:w="747" w:type="dxa"/>
-            <w:shd w:val="clear" w:color="auto" w:fill="4C94D8" w:themeFill="text2" w:themeFillTint="80"/>
+            <w:shd w:val="clear" w:color="auto" w:fill="215E99" w:themeFill="text2" w:themeFillTint="BF"/>
             <w:vAlign w:val="center"/>
           </w:tcPr>
           <w:p>

--- a/6_semestar/Interakcija covek racunar/HCI_PITANJA_TEORIJA.docx
+++ b/6_semestar/Interakcija covek racunar/HCI_PITANJA_TEORIJA.docx
@@ -288,6 +288,7 @@
     <w:p>
       <w:pPr>
         <w:pStyle w:val="Pitanja"/>
+        <w:shd w:val="clear" w:color="auto" w:fill="262626" w:themeFill="text1" w:themeFillTint="D9"/>
         <w:rPr>
           <w:sz w:val="20"/>
           <w:szCs w:val="20"/>
@@ -338,6 +339,7 @@
     <w:p>
       <w:pPr>
         <w:pStyle w:val="Pitanja"/>
+        <w:shd w:val="clear" w:color="auto" w:fill="124F1A" w:themeFill="accent3" w:themeFillShade="BF"/>
         <w:rPr>
           <w:sz w:val="20"/>
           <w:szCs w:val="20"/>
@@ -434,6 +436,7 @@
     <w:p>
       <w:pPr>
         <w:pStyle w:val="Pitanja"/>
+        <w:shd w:val="clear" w:color="auto" w:fill="262626" w:themeFill="text1" w:themeFillTint="D9"/>
         <w:rPr>
           <w:sz w:val="20"/>
           <w:szCs w:val="20"/>
@@ -468,6 +471,7 @@
     <w:p>
       <w:pPr>
         <w:pStyle w:val="Pitanja"/>
+        <w:shd w:val="clear" w:color="auto" w:fill="124F1A" w:themeFill="accent3" w:themeFillShade="BF"/>
         <w:rPr>
           <w:sz w:val="20"/>
           <w:szCs w:val="20"/>
@@ -672,6 +676,7 @@
     <w:p>
       <w:pPr>
         <w:pStyle w:val="Pitanja"/>
+        <w:shd w:val="clear" w:color="auto" w:fill="262626" w:themeFill="text1" w:themeFillTint="D9"/>
         <w:rPr>
           <w:sz w:val="20"/>
           <w:szCs w:val="20"/>
@@ -706,6 +711,7 @@
     <w:p>
       <w:pPr>
         <w:pStyle w:val="Pitanja"/>
+        <w:shd w:val="clear" w:color="auto" w:fill="124F1A" w:themeFill="accent3" w:themeFillShade="BF"/>
         <w:rPr>
           <w:sz w:val="20"/>
           <w:szCs w:val="20"/>
@@ -1416,6 +1422,7 @@
     <w:p>
       <w:pPr>
         <w:pStyle w:val="Pitanja"/>
+        <w:shd w:val="clear" w:color="auto" w:fill="262626" w:themeFill="text1" w:themeFillTint="D9"/>
         <w:rPr>
           <w:sz w:val="20"/>
           <w:szCs w:val="20"/>
@@ -1462,6 +1469,7 @@
     <w:p>
       <w:pPr>
         <w:pStyle w:val="Pitanja"/>
+        <w:shd w:val="clear" w:color="auto" w:fill="124F1A" w:themeFill="accent3" w:themeFillShade="BF"/>
         <w:rPr>
           <w:sz w:val="20"/>
           <w:szCs w:val="20"/>
@@ -2129,7 +2137,7 @@
         <w:tc>
           <w:tcPr>
             <w:tcW w:w="747" w:type="dxa"/>
-            <w:shd w:val="clear" w:color="auto" w:fill="404040" w:themeFill="text1" w:themeFillTint="BF"/>
+            <w:shd w:val="clear" w:color="auto" w:fill="262626" w:themeFill="text1" w:themeFillTint="D9"/>
             <w:vAlign w:val="center"/>
           </w:tcPr>
           <w:p>
@@ -2142,6 +2150,29 @@
               <w:spacing w:before="20" w:after="200"/>
               <w:jc w:val="center"/>
               <w:rPr>
+                <w:sz w:val="22"/>
+                <w:szCs w:val="22"/>
+              </w:rPr>
+            </w:pPr>
+          </w:p>
+        </w:tc>
+        <w:tc>
+          <w:tcPr>
+            <w:tcW w:w="747" w:type="dxa"/>
+            <w:shd w:val="clear" w:color="auto" w:fill="124F1A" w:themeFill="accent3" w:themeFillShade="BF"/>
+            <w:vAlign w:val="center"/>
+          </w:tcPr>
+          <w:p>
+            <w:pPr>
+              <w:pStyle w:val="Pitanja"/>
+              <w:numPr>
+                <w:ilvl w:val="0"/>
+                <w:numId w:val="0"/>
+              </w:numPr>
+              <w:spacing w:before="20" w:after="200"/>
+              <w:jc w:val="center"/>
+              <w:rPr>
+                <w:color w:val="124F1A" w:themeColor="accent3" w:themeShade="BF"/>
                 <w:sz w:val="22"/>
                 <w:szCs w:val="22"/>
               </w:rPr>
@@ -2163,6 +2194,1943 @@
               <w:spacing w:before="20" w:after="200"/>
               <w:jc w:val="center"/>
               <w:rPr>
+                <w:sz w:val="22"/>
+                <w:szCs w:val="22"/>
+              </w:rPr>
+            </w:pPr>
+          </w:p>
+        </w:tc>
+        <w:tc>
+          <w:tcPr>
+            <w:tcW w:w="747" w:type="dxa"/>
+            <w:vAlign w:val="center"/>
+          </w:tcPr>
+          <w:p>
+            <w:pPr>
+              <w:pStyle w:val="Pitanja"/>
+              <w:numPr>
+                <w:ilvl w:val="0"/>
+                <w:numId w:val="0"/>
+              </w:numPr>
+              <w:spacing w:before="20" w:after="200"/>
+              <w:jc w:val="center"/>
+              <w:rPr>
+                <w:sz w:val="22"/>
+                <w:szCs w:val="22"/>
+              </w:rPr>
+            </w:pPr>
+          </w:p>
+        </w:tc>
+        <w:tc>
+          <w:tcPr>
+            <w:tcW w:w="747" w:type="dxa"/>
+            <w:vAlign w:val="center"/>
+          </w:tcPr>
+          <w:p>
+            <w:pPr>
+              <w:pStyle w:val="Pitanja"/>
+              <w:numPr>
+                <w:ilvl w:val="0"/>
+                <w:numId w:val="0"/>
+              </w:numPr>
+              <w:spacing w:before="20" w:after="200"/>
+              <w:jc w:val="center"/>
+              <w:rPr>
+                <w:sz w:val="22"/>
+                <w:szCs w:val="22"/>
+              </w:rPr>
+            </w:pPr>
+          </w:p>
+        </w:tc>
+      </w:tr>
+    </w:tbl>
+    <w:p>
+      <w:pPr>
+        <w:pStyle w:val="Pitanja"/>
+        <w:numPr>
+          <w:ilvl w:val="0"/>
+          <w:numId w:val="0"/>
+        </w:numPr>
+        <w:rPr>
+          <w:sz w:val="22"/>
+          <w:szCs w:val="22"/>
+          <w:lang w:val="en-US"/>
+        </w:rPr>
+      </w:pPr>
+    </w:p>
+    <w:p>
+      <w:pPr>
+        <w:pStyle w:val="Pitanja"/>
+        <w:numPr>
+          <w:ilvl w:val="0"/>
+          <w:numId w:val="0"/>
+        </w:numPr>
+        <w:rPr>
+          <w:sz w:val="22"/>
+          <w:szCs w:val="22"/>
+          <w:lang w:val="en-US"/>
+        </w:rPr>
+      </w:pPr>
+    </w:p>
+    <w:p>
+      <w:pPr>
+        <w:pStyle w:val="Pitanja"/>
+        <w:numPr>
+          <w:ilvl w:val="0"/>
+          <w:numId w:val="0"/>
+        </w:numPr>
+        <w:rPr>
+          <w:sz w:val="22"/>
+          <w:szCs w:val="22"/>
+          <w:lang w:val="en-US"/>
+        </w:rPr>
+      </w:pPr>
+    </w:p>
+    <w:p>
+      <w:pPr>
+        <w:pStyle w:val="Pitanja"/>
+        <w:numPr>
+          <w:ilvl w:val="0"/>
+          <w:numId w:val="0"/>
+        </w:numPr>
+        <w:rPr>
+          <w:sz w:val="22"/>
+          <w:szCs w:val="22"/>
+          <w:lang w:val="en-US"/>
+        </w:rPr>
+      </w:pPr>
+    </w:p>
+    <w:p>
+      <w:pPr>
+        <w:pStyle w:val="Pitanja"/>
+        <w:numPr>
+          <w:ilvl w:val="0"/>
+          <w:numId w:val="0"/>
+        </w:numPr>
+        <w:rPr>
+          <w:sz w:val="22"/>
+          <w:szCs w:val="22"/>
+          <w:lang w:val="en-US"/>
+        </w:rPr>
+      </w:pPr>
+      <w:r>
+        <w:rPr>
+          <w:sz w:val="22"/>
+          <w:szCs w:val="22"/>
+          <w:lang w:val="en-US"/>
+        </w:rPr>
+        <w:lastRenderedPageBreak/>
+        <w:t>Redom po lekcijama:</w:t>
+      </w:r>
+    </w:p>
+    <w:p>
+      <w:pPr>
+        <w:pStyle w:val="Pitanja"/>
+        <w:numPr>
+          <w:ilvl w:val="0"/>
+          <w:numId w:val="3"/>
+        </w:numPr>
+        <w:shd w:val="clear" w:color="auto" w:fill="B3E5A1" w:themeFill="accent6" w:themeFillTint="66"/>
+        <w:rPr>
+          <w:sz w:val="20"/>
+          <w:szCs w:val="20"/>
+          <w:lang w:val="en-US"/>
+        </w:rPr>
+      </w:pPr>
+      <w:r>
+        <w:rPr>
+          <w:sz w:val="20"/>
+          <w:szCs w:val="20"/>
+          <w:lang w:val="en-US"/>
+        </w:rPr>
+        <w:t xml:space="preserve">Objasniti cime se bavi oblast HCI. (nekad bude I koji su ciljevi) </w:t>
+      </w:r>
+      <w:r>
+        <w:rPr>
+          <w:sz w:val="20"/>
+          <w:szCs w:val="20"/>
+          <w:highlight w:val="yellow"/>
+          <w:shd w:val="clear" w:color="auto" w:fill="60CAF3" w:themeFill="accent4" w:themeFillTint="99"/>
+          <w:lang w:val="en-US"/>
+        </w:rPr>
+        <w:t>(6)</w:t>
+      </w:r>
+    </w:p>
+    <w:p>
+      <w:pPr>
+        <w:pStyle w:val="Pitanja"/>
+        <w:numPr>
+          <w:ilvl w:val="0"/>
+          <w:numId w:val="3"/>
+        </w:numPr>
+        <w:shd w:val="clear" w:color="auto" w:fill="F2CEED" w:themeFill="accent5" w:themeFillTint="33"/>
+        <w:rPr>
+          <w:sz w:val="20"/>
+          <w:szCs w:val="20"/>
+          <w:lang w:val="en-US"/>
+        </w:rPr>
+      </w:pPr>
+      <w:r>
+        <w:rPr>
+          <w:sz w:val="20"/>
+          <w:szCs w:val="20"/>
+          <w:lang w:val="en-US"/>
+        </w:rPr>
+        <w:t xml:space="preserve">Objasniti kognitivni model korisnika. </w:t>
+      </w:r>
+      <w:r>
+        <w:rPr>
+          <w:sz w:val="20"/>
+          <w:szCs w:val="20"/>
+          <w:highlight w:val="yellow"/>
+          <w:shd w:val="clear" w:color="auto" w:fill="95DCF7" w:themeFill="accent4" w:themeFillTint="66"/>
+          <w:lang w:val="en-US"/>
+        </w:rPr>
+        <w:t>(21)</w:t>
+      </w:r>
+      <w:r>
+        <w:rPr>
+          <w:sz w:val="20"/>
+          <w:szCs w:val="20"/>
+          <w:lang w:val="en-US"/>
+        </w:rPr>
+        <w:t xml:space="preserve"> -ovo ako se ne padne secite mi glavu uvek se pada</w:t>
+      </w:r>
+    </w:p>
+    <w:p>
+      <w:pPr>
+        <w:pStyle w:val="Pitanja"/>
+        <w:numPr>
+          <w:ilvl w:val="0"/>
+          <w:numId w:val="3"/>
+        </w:numPr>
+        <w:shd w:val="clear" w:color="auto" w:fill="FAE2D5" w:themeFill="accent2" w:themeFillTint="33"/>
+        <w:rPr>
+          <w:sz w:val="20"/>
+          <w:szCs w:val="20"/>
+          <w:lang w:val="en-US"/>
+        </w:rPr>
+      </w:pPr>
+      <w:r>
+        <w:rPr>
+          <w:sz w:val="20"/>
+          <w:szCs w:val="20"/>
+          <w:lang w:val="en-US"/>
+        </w:rPr>
+        <w:t xml:space="preserve">Objasniti Fitt-ov zakon. </w:t>
+      </w:r>
+      <w:r>
+        <w:rPr>
+          <w:sz w:val="20"/>
+          <w:szCs w:val="20"/>
+          <w:highlight w:val="yellow"/>
+          <w:shd w:val="clear" w:color="auto" w:fill="60CAF3" w:themeFill="accent4" w:themeFillTint="99"/>
+          <w:lang w:val="en-US"/>
+        </w:rPr>
+        <w:t>(1)</w:t>
+      </w:r>
+    </w:p>
+    <w:p>
+      <w:pPr>
+        <w:pStyle w:val="Pitanja"/>
+        <w:numPr>
+          <w:ilvl w:val="0"/>
+          <w:numId w:val="3"/>
+        </w:numPr>
+        <w:shd w:val="clear" w:color="auto" w:fill="FAE2D5" w:themeFill="accent2" w:themeFillTint="33"/>
+        <w:rPr>
+          <w:sz w:val="20"/>
+          <w:szCs w:val="20"/>
+          <w:lang w:val="en-US"/>
+        </w:rPr>
+      </w:pPr>
+      <w:r>
+        <w:rPr>
+          <w:sz w:val="20"/>
+          <w:szCs w:val="20"/>
+          <w:lang w:val="en-US"/>
+        </w:rPr>
+        <w:t xml:space="preserve">Objasniti razliku izmedju haptickih I taktilnih senzora kod coveka. </w:t>
+      </w:r>
+      <w:r>
+        <w:rPr>
+          <w:sz w:val="20"/>
+          <w:szCs w:val="20"/>
+          <w:highlight w:val="yellow"/>
+          <w:shd w:val="clear" w:color="auto" w:fill="60CAF3" w:themeFill="accent4" w:themeFillTint="99"/>
+          <w:lang w:val="en-US"/>
+        </w:rPr>
+        <w:t>(2)</w:t>
+      </w:r>
+    </w:p>
+    <w:p>
+      <w:pPr>
+        <w:pStyle w:val="Pitanja"/>
+        <w:numPr>
+          <w:ilvl w:val="0"/>
+          <w:numId w:val="3"/>
+        </w:numPr>
+        <w:shd w:val="clear" w:color="auto" w:fill="FAE2D5" w:themeFill="accent2" w:themeFillTint="33"/>
+        <w:rPr>
+          <w:sz w:val="20"/>
+          <w:szCs w:val="20"/>
+          <w:lang w:val="en-US"/>
+        </w:rPr>
+      </w:pPr>
+      <w:r>
+        <w:rPr>
+          <w:sz w:val="20"/>
+          <w:szCs w:val="20"/>
+          <w:lang w:val="en-US"/>
+        </w:rPr>
+        <w:t xml:space="preserve">Objasniti razliku izmedju radne i trajne memorije kod coveka. Objasniti pravilo “7+-2” </w:t>
+      </w:r>
+      <w:r>
+        <w:rPr>
+          <w:sz w:val="20"/>
+          <w:szCs w:val="20"/>
+          <w:highlight w:val="yellow"/>
+          <w:shd w:val="clear" w:color="auto" w:fill="60CAF3" w:themeFill="accent4" w:themeFillTint="99"/>
+          <w:lang w:val="en-US"/>
+        </w:rPr>
+        <w:t>(12)</w:t>
+      </w:r>
+    </w:p>
+    <w:p>
+      <w:pPr>
+        <w:pStyle w:val="Pitanja"/>
+        <w:numPr>
+          <w:ilvl w:val="0"/>
+          <w:numId w:val="3"/>
+        </w:numPr>
+        <w:shd w:val="clear" w:color="auto" w:fill="FAE2D5" w:themeFill="accent2" w:themeFillTint="33"/>
+        <w:rPr>
+          <w:sz w:val="20"/>
+          <w:szCs w:val="20"/>
+          <w:lang w:val="en-US"/>
+        </w:rPr>
+      </w:pPr>
+      <w:r>
+        <w:rPr>
+          <w:sz w:val="20"/>
+          <w:szCs w:val="20"/>
+          <w:lang w:val="en-US"/>
+        </w:rPr>
+        <w:t xml:space="preserve">Objasniti Hick-ov zakon vizuelnog trazenja. </w:t>
+      </w:r>
+      <w:r>
+        <w:rPr>
+          <w:sz w:val="20"/>
+          <w:szCs w:val="20"/>
+          <w:highlight w:val="yellow"/>
+          <w:shd w:val="clear" w:color="auto" w:fill="60CAF3" w:themeFill="accent4" w:themeFillTint="99"/>
+          <w:lang w:val="en-US"/>
+        </w:rPr>
+        <w:t>(12)</w:t>
+      </w:r>
+    </w:p>
+    <w:p>
+      <w:pPr>
+        <w:pStyle w:val="Pitanja"/>
+        <w:numPr>
+          <w:ilvl w:val="0"/>
+          <w:numId w:val="3"/>
+        </w:numPr>
+        <w:shd w:val="clear" w:color="auto" w:fill="FFFF99"/>
+        <w:rPr>
+          <w:sz w:val="20"/>
+          <w:szCs w:val="20"/>
+          <w:lang w:val="en-US"/>
+        </w:rPr>
+      </w:pPr>
+      <w:r>
+        <w:rPr>
+          <w:sz w:val="20"/>
+          <w:szCs w:val="20"/>
+          <w:lang w:val="en-US"/>
+        </w:rPr>
+        <w:t xml:space="preserve">Objasniti razliku izmedju rasterskih I vektorskih tipova podataka I rasterskih I vektorskih izlaznih uredjaja. </w:t>
+      </w:r>
+      <w:r>
+        <w:rPr>
+          <w:sz w:val="20"/>
+          <w:szCs w:val="20"/>
+          <w:highlight w:val="green"/>
+          <w:shd w:val="clear" w:color="auto" w:fill="45B0E1" w:themeFill="accent1" w:themeFillTint="99"/>
+          <w:lang w:val="en-US"/>
+        </w:rPr>
+        <w:t>(12)</w:t>
+      </w:r>
+    </w:p>
+    <w:p>
+      <w:pPr>
+        <w:pStyle w:val="Pitanja"/>
+        <w:numPr>
+          <w:ilvl w:val="0"/>
+          <w:numId w:val="3"/>
+        </w:numPr>
+        <w:shd w:val="clear" w:color="auto" w:fill="FFFF99"/>
+        <w:rPr>
+          <w:sz w:val="20"/>
+          <w:szCs w:val="20"/>
+          <w:lang w:val="en-US"/>
+        </w:rPr>
+      </w:pPr>
+      <w:r>
+        <w:rPr>
+          <w:sz w:val="20"/>
+          <w:szCs w:val="20"/>
+          <w:lang w:val="en-US"/>
+        </w:rPr>
+        <w:t xml:space="preserve">Objasniti princip rada LCD video projektora. Navesti dobre i lose strane ove tehnologije. </w:t>
+      </w:r>
+      <w:r>
+        <w:rPr>
+          <w:sz w:val="20"/>
+          <w:szCs w:val="20"/>
+          <w:highlight w:val="green"/>
+          <w:shd w:val="clear" w:color="auto" w:fill="45B0E1" w:themeFill="accent1" w:themeFillTint="99"/>
+          <w:lang w:val="en-US"/>
+        </w:rPr>
+        <w:t>(1)</w:t>
+      </w:r>
+    </w:p>
+    <w:p>
+      <w:pPr>
+        <w:pStyle w:val="Pitanja"/>
+        <w:numPr>
+          <w:ilvl w:val="0"/>
+          <w:numId w:val="3"/>
+        </w:numPr>
+        <w:shd w:val="clear" w:color="auto" w:fill="FFFF99"/>
+        <w:rPr>
+          <w:sz w:val="20"/>
+          <w:szCs w:val="20"/>
+          <w:lang w:val="en-US"/>
+        </w:rPr>
+      </w:pPr>
+      <w:r>
+        <w:rPr>
+          <w:sz w:val="20"/>
+          <w:szCs w:val="20"/>
+          <w:lang w:val="en-US"/>
+        </w:rPr>
+        <w:t xml:space="preserve">Objasniti princip rada DLP video projektora. Navesti dobre I lose strane ove tehnologije. </w:t>
+      </w:r>
+      <w:r>
+        <w:rPr>
+          <w:sz w:val="20"/>
+          <w:szCs w:val="20"/>
+          <w:highlight w:val="green"/>
+          <w:shd w:val="clear" w:color="auto" w:fill="45B0E1" w:themeFill="accent1" w:themeFillTint="99"/>
+          <w:lang w:val="en-US"/>
+        </w:rPr>
+        <w:t>(1)</w:t>
+      </w:r>
+    </w:p>
+    <w:p>
+      <w:pPr>
+        <w:pStyle w:val="Pitanja"/>
+        <w:numPr>
+          <w:ilvl w:val="0"/>
+          <w:numId w:val="3"/>
+        </w:numPr>
+        <w:shd w:val="clear" w:color="auto" w:fill="FFFF99"/>
+        <w:rPr>
+          <w:sz w:val="20"/>
+          <w:szCs w:val="20"/>
+          <w:lang w:val="en-US"/>
+        </w:rPr>
+      </w:pPr>
+      <w:r>
+        <w:rPr>
+          <w:sz w:val="20"/>
+          <w:szCs w:val="20"/>
+          <w:shd w:val="clear" w:color="auto" w:fill="FFFF99"/>
+          <w:lang w:val="en-US"/>
+        </w:rPr>
+        <w:t>Navesti logicke tipove ulaznih uredjaja</w:t>
+      </w:r>
+      <w:r>
+        <w:rPr>
+          <w:sz w:val="20"/>
+          <w:szCs w:val="20"/>
+          <w:lang w:val="en-US"/>
+        </w:rPr>
+        <w:t xml:space="preserve">. </w:t>
+      </w:r>
+      <w:r>
+        <w:rPr>
+          <w:sz w:val="20"/>
+          <w:szCs w:val="20"/>
+          <w:highlight w:val="green"/>
+          <w:shd w:val="clear" w:color="auto" w:fill="45B0E1" w:themeFill="accent1" w:themeFillTint="99"/>
+          <w:lang w:val="en-US"/>
+        </w:rPr>
+        <w:t>(1)</w:t>
+      </w:r>
+    </w:p>
+    <w:p>
+      <w:pPr>
+        <w:pStyle w:val="Pitanja"/>
+        <w:numPr>
+          <w:ilvl w:val="0"/>
+          <w:numId w:val="3"/>
+        </w:numPr>
+        <w:shd w:val="clear" w:color="auto" w:fill="FFFF99"/>
+        <w:rPr>
+          <w:sz w:val="20"/>
+          <w:szCs w:val="20"/>
+          <w:lang w:val="en-US"/>
+        </w:rPr>
+      </w:pPr>
+      <w:r>
+        <w:rPr>
+          <w:sz w:val="20"/>
+          <w:szCs w:val="20"/>
+          <w:lang w:val="en-US"/>
+        </w:rPr>
+        <w:t xml:space="preserve">Objasniti osnovne tehnike prikaza kod 3D televizora I monitora. </w:t>
+      </w:r>
+      <w:r>
+        <w:rPr>
+          <w:sz w:val="20"/>
+          <w:szCs w:val="20"/>
+          <w:highlight w:val="green"/>
+          <w:shd w:val="clear" w:color="auto" w:fill="45B0E1" w:themeFill="accent1" w:themeFillTint="99"/>
+          <w:lang w:val="en-US"/>
+        </w:rPr>
+        <w:t>(8)</w:t>
+      </w:r>
+    </w:p>
+    <w:p>
+      <w:pPr>
+        <w:pStyle w:val="Pitanja"/>
+        <w:numPr>
+          <w:ilvl w:val="0"/>
+          <w:numId w:val="3"/>
+        </w:numPr>
+        <w:shd w:val="clear" w:color="auto" w:fill="FF5050"/>
+        <w:rPr>
+          <w:sz w:val="20"/>
+          <w:szCs w:val="20"/>
+          <w:lang w:val="en-US"/>
+        </w:rPr>
+      </w:pPr>
+      <w:r>
+        <w:rPr>
+          <w:sz w:val="20"/>
+          <w:szCs w:val="20"/>
+          <w:shd w:val="clear" w:color="auto" w:fill="FF5050"/>
+          <w:lang w:val="en-US"/>
+        </w:rPr>
+        <w:t>Objasniti model ljudskog procesora za predvidjanje brzine izvrsenja neke akcije na racunaru.</w:t>
+      </w:r>
+      <w:r>
+        <w:rPr>
+          <w:sz w:val="20"/>
+          <w:szCs w:val="20"/>
+          <w:lang w:val="en-US"/>
+        </w:rPr>
+        <w:t xml:space="preserve"> </w:t>
+      </w:r>
+      <w:r>
+        <w:rPr>
+          <w:sz w:val="20"/>
+          <w:szCs w:val="20"/>
+          <w:highlight w:val="yellow"/>
+          <w:shd w:val="clear" w:color="auto" w:fill="4C94D8" w:themeFill="text2" w:themeFillTint="80"/>
+          <w:lang w:val="en-US"/>
+        </w:rPr>
+        <w:t>(1)</w:t>
+      </w:r>
+    </w:p>
+    <w:p>
+      <w:pPr>
+        <w:pStyle w:val="Pitanja"/>
+        <w:numPr>
+          <w:ilvl w:val="0"/>
+          <w:numId w:val="3"/>
+        </w:numPr>
+        <w:shd w:val="clear" w:color="auto" w:fill="FF5050"/>
+        <w:rPr>
+          <w:sz w:val="20"/>
+          <w:szCs w:val="20"/>
+          <w:lang w:val="en-US"/>
+        </w:rPr>
+      </w:pPr>
+      <w:r>
+        <w:rPr>
+          <w:sz w:val="20"/>
+          <w:szCs w:val="20"/>
+          <w:lang w:val="en-US"/>
+        </w:rPr>
+        <w:t xml:space="preserve">Objasniti UAN I XUAN modele interakcije. </w:t>
+      </w:r>
+      <w:r>
+        <w:rPr>
+          <w:sz w:val="20"/>
+          <w:szCs w:val="20"/>
+          <w:highlight w:val="yellow"/>
+          <w:shd w:val="clear" w:color="auto" w:fill="4C94D8" w:themeFill="text2" w:themeFillTint="80"/>
+          <w:lang w:val="en-US"/>
+        </w:rPr>
+        <w:t>(1)</w:t>
+      </w:r>
+    </w:p>
+    <w:p>
+      <w:pPr>
+        <w:pStyle w:val="Pitanja"/>
+        <w:numPr>
+          <w:ilvl w:val="0"/>
+          <w:numId w:val="3"/>
+        </w:numPr>
+        <w:shd w:val="clear" w:color="auto" w:fill="FF5050"/>
+        <w:rPr>
+          <w:sz w:val="20"/>
+          <w:szCs w:val="20"/>
+          <w:lang w:val="en-US"/>
+        </w:rPr>
+      </w:pPr>
+      <w:r>
+        <w:rPr>
+          <w:sz w:val="20"/>
+          <w:szCs w:val="20"/>
+          <w:lang w:val="en-US"/>
+        </w:rPr>
+        <w:t xml:space="preserve">Pobrojati I kratko opisati najpoznatije stilove interakcije. (Ponekad I sta su) </w:t>
+      </w:r>
+      <w:r>
+        <w:rPr>
+          <w:sz w:val="20"/>
+          <w:szCs w:val="20"/>
+          <w:highlight w:val="yellow"/>
+          <w:shd w:val="clear" w:color="auto" w:fill="4C94D8" w:themeFill="text2" w:themeFillTint="80"/>
+          <w:lang w:val="en-US"/>
+        </w:rPr>
+        <w:t>(15)</w:t>
+      </w:r>
+    </w:p>
+    <w:p>
+      <w:pPr>
+        <w:pStyle w:val="Pitanja"/>
+        <w:numPr>
+          <w:ilvl w:val="0"/>
+          <w:numId w:val="3"/>
+        </w:numPr>
+        <w:shd w:val="clear" w:color="auto" w:fill="FF5050"/>
+        <w:rPr>
+          <w:sz w:val="20"/>
+          <w:szCs w:val="20"/>
+          <w:lang w:val="en-US"/>
+        </w:rPr>
+      </w:pPr>
+      <w:r>
+        <w:rPr>
+          <w:sz w:val="20"/>
+          <w:szCs w:val="20"/>
+          <w:lang w:val="en-US"/>
+        </w:rPr>
+        <w:t xml:space="preserve">Objasniti GOMS model interakcije. Sta su prednosti a sta nedostaci? </w:t>
+      </w:r>
+      <w:r>
+        <w:rPr>
+          <w:sz w:val="20"/>
+          <w:szCs w:val="20"/>
+          <w:highlight w:val="yellow"/>
+          <w:shd w:val="clear" w:color="auto" w:fill="4C94D8" w:themeFill="text2" w:themeFillTint="80"/>
+          <w:lang w:val="en-US"/>
+        </w:rPr>
+        <w:t>(3)</w:t>
+      </w:r>
+    </w:p>
+    <w:p>
+      <w:pPr>
+        <w:pStyle w:val="Pitanja"/>
+        <w:numPr>
+          <w:ilvl w:val="0"/>
+          <w:numId w:val="3"/>
+        </w:numPr>
+        <w:shd w:val="clear" w:color="auto" w:fill="83CAEB" w:themeFill="accent1" w:themeFillTint="66"/>
+        <w:rPr>
+          <w:sz w:val="20"/>
+          <w:szCs w:val="20"/>
+          <w:lang w:val="en-US"/>
+        </w:rPr>
+      </w:pPr>
+      <w:r>
+        <w:rPr>
+          <w:sz w:val="20"/>
+          <w:szCs w:val="20"/>
+          <w:lang w:val="en-US"/>
+        </w:rPr>
+        <w:t xml:space="preserve">Navesti definiciju upotrebljivosti. Cime se bavi inzenjerstvo upotrebljivosti? Sta se ocekuje od sistema visoke pouzdanosti? </w:t>
+      </w:r>
+      <w:r>
+        <w:rPr>
+          <w:sz w:val="20"/>
+          <w:szCs w:val="20"/>
+          <w:shd w:val="clear" w:color="auto" w:fill="0E2841" w:themeFill="text2"/>
+          <w:lang w:val="en-US"/>
+        </w:rPr>
+        <w:t>(3)</w:t>
+      </w:r>
+    </w:p>
+    <w:p>
+      <w:pPr>
+        <w:pStyle w:val="Pitanja"/>
+        <w:numPr>
+          <w:ilvl w:val="0"/>
+          <w:numId w:val="3"/>
+        </w:numPr>
+        <w:shd w:val="clear" w:color="auto" w:fill="83CAEB" w:themeFill="accent1" w:themeFillTint="66"/>
+        <w:rPr>
+          <w:sz w:val="20"/>
+          <w:szCs w:val="20"/>
+          <w:lang w:val="en-US"/>
+        </w:rPr>
+      </w:pPr>
+      <w:r>
+        <w:rPr>
+          <w:sz w:val="20"/>
+          <w:szCs w:val="20"/>
+          <w:lang w:val="en-US"/>
+        </w:rPr>
+        <w:t xml:space="preserve">Navesti I kratko objasniti osnovne grupe metodologija za razvoj korisnickih interfejsa. </w:t>
+      </w:r>
+      <w:r>
+        <w:rPr>
+          <w:color w:val="000000" w:themeColor="text1"/>
+          <w:sz w:val="20"/>
+          <w:szCs w:val="20"/>
+          <w:highlight w:val="yellow"/>
+          <w:shd w:val="clear" w:color="auto" w:fill="0E2841" w:themeFill="text2"/>
+          <w:lang w:val="en-US"/>
+        </w:rPr>
+        <w:t>(1)</w:t>
+      </w:r>
+    </w:p>
+    <w:p>
+      <w:pPr>
+        <w:pStyle w:val="Pitanja"/>
+        <w:numPr>
+          <w:ilvl w:val="0"/>
+          <w:numId w:val="3"/>
+        </w:numPr>
+        <w:shd w:val="clear" w:color="auto" w:fill="83CAEB" w:themeFill="accent1" w:themeFillTint="66"/>
+        <w:rPr>
+          <w:sz w:val="20"/>
+          <w:szCs w:val="20"/>
+          <w:lang w:val="en-US"/>
+        </w:rPr>
+      </w:pPr>
+      <w:r>
+        <w:rPr>
+          <w:sz w:val="20"/>
+          <w:szCs w:val="20"/>
+          <w:lang w:val="en-US"/>
+        </w:rPr>
+        <w:t xml:space="preserve">Objasniti user-centered metodologije za razvoj korisnickog interfejsa. </w:t>
+      </w:r>
+      <w:r>
+        <w:rPr>
+          <w:color w:val="000000" w:themeColor="text1"/>
+          <w:sz w:val="20"/>
+          <w:szCs w:val="20"/>
+          <w:highlight w:val="yellow"/>
+          <w:shd w:val="clear" w:color="auto" w:fill="0E2841" w:themeFill="text2"/>
+          <w:lang w:val="en-US"/>
+        </w:rPr>
+        <w:t>(1)</w:t>
+      </w:r>
+    </w:p>
+    <w:p>
+      <w:pPr>
+        <w:pStyle w:val="Pitanja"/>
+        <w:numPr>
+          <w:ilvl w:val="0"/>
+          <w:numId w:val="3"/>
+        </w:numPr>
+        <w:shd w:val="clear" w:color="auto" w:fill="83CAEB" w:themeFill="accent1" w:themeFillTint="66"/>
+        <w:rPr>
+          <w:sz w:val="20"/>
+          <w:szCs w:val="20"/>
+          <w:lang w:val="en-US"/>
+        </w:rPr>
+      </w:pPr>
+      <w:r>
+        <w:rPr>
+          <w:sz w:val="20"/>
+          <w:szCs w:val="20"/>
+          <w:lang w:val="en-US"/>
+        </w:rPr>
+        <w:t xml:space="preserve">Navesti I kratko opisati atribute interaktivnih sistema koji se povezuju sa upotrebljivoscu. </w:t>
+      </w:r>
+      <w:r>
+        <w:rPr>
+          <w:sz w:val="20"/>
+          <w:szCs w:val="20"/>
+          <w:shd w:val="clear" w:color="auto" w:fill="0E2841" w:themeFill="text2"/>
+          <w:lang w:val="en-US"/>
+        </w:rPr>
+        <w:t>(5)</w:t>
+      </w:r>
+    </w:p>
+    <w:p>
+      <w:pPr>
+        <w:pStyle w:val="Pitanja"/>
+        <w:numPr>
+          <w:ilvl w:val="0"/>
+          <w:numId w:val="3"/>
+        </w:numPr>
+        <w:shd w:val="clear" w:color="auto" w:fill="83CAEB" w:themeFill="accent1" w:themeFillTint="66"/>
+        <w:rPr>
+          <w:sz w:val="20"/>
+          <w:szCs w:val="20"/>
+          <w:lang w:val="en-US"/>
+        </w:rPr>
+      </w:pPr>
+      <w:r>
+        <w:rPr>
+          <w:sz w:val="20"/>
+          <w:szCs w:val="20"/>
+          <w:lang w:val="en-US"/>
+        </w:rPr>
+        <w:t xml:space="preserve">Kako se definise upotrebljivost sistema? </w:t>
+      </w:r>
+      <w:r>
+        <w:rPr>
+          <w:sz w:val="20"/>
+          <w:szCs w:val="20"/>
+          <w:shd w:val="clear" w:color="auto" w:fill="0E2841" w:themeFill="text2"/>
+          <w:lang w:val="en-US"/>
+        </w:rPr>
+        <w:t>(3)</w:t>
+      </w:r>
+    </w:p>
+    <w:p>
+      <w:pPr>
+        <w:pStyle w:val="Pitanja"/>
+        <w:numPr>
+          <w:ilvl w:val="0"/>
+          <w:numId w:val="3"/>
+        </w:numPr>
+        <w:shd w:val="clear" w:color="auto" w:fill="ADADAD" w:themeFill="background2" w:themeFillShade="BF"/>
+        <w:rPr>
+          <w:sz w:val="20"/>
+          <w:szCs w:val="20"/>
+          <w:lang w:val="en-US"/>
+        </w:rPr>
+      </w:pPr>
+      <w:r>
+        <w:rPr>
+          <w:sz w:val="20"/>
+          <w:szCs w:val="20"/>
+          <w:lang w:val="en-US"/>
+        </w:rPr>
+        <w:t xml:space="preserve">Navesti I kratko objasniti “8 zlatnih pravila” za projektovanje korisnickog interfejsa. </w:t>
+      </w:r>
+      <w:r>
+        <w:rPr>
+          <w:sz w:val="20"/>
+          <w:szCs w:val="20"/>
+          <w:shd w:val="clear" w:color="auto" w:fill="45B0E1" w:themeFill="accent1" w:themeFillTint="99"/>
+          <w:lang w:val="en-US"/>
+        </w:rPr>
+        <w:t>(1)</w:t>
+      </w:r>
+    </w:p>
+    <w:p>
+      <w:pPr>
+        <w:pStyle w:val="Pitanja"/>
+        <w:numPr>
+          <w:ilvl w:val="0"/>
+          <w:numId w:val="3"/>
+        </w:numPr>
+        <w:shd w:val="clear" w:color="auto" w:fill="ADADAD" w:themeFill="background2" w:themeFillShade="BF"/>
+        <w:rPr>
+          <w:sz w:val="20"/>
+          <w:szCs w:val="20"/>
+          <w:lang w:val="en-US"/>
+        </w:rPr>
+      </w:pPr>
+      <w:r>
+        <w:rPr>
+          <w:sz w:val="20"/>
+          <w:szCs w:val="20"/>
+          <w:lang w:val="en-US"/>
+        </w:rPr>
+        <w:t xml:space="preserve">Zakoni dizajna korisnickog interfejsa Jeff-a Raskin-a. </w:t>
+      </w:r>
+      <w:r>
+        <w:rPr>
+          <w:sz w:val="20"/>
+          <w:szCs w:val="20"/>
+          <w:shd w:val="clear" w:color="auto" w:fill="45B0E1" w:themeFill="accent1" w:themeFillTint="99"/>
+          <w:lang w:val="en-US"/>
+        </w:rPr>
+        <w:t>(2)</w:t>
+      </w:r>
+    </w:p>
+    <w:p>
+      <w:pPr>
+        <w:pStyle w:val="Pitanja"/>
+        <w:numPr>
+          <w:ilvl w:val="0"/>
+          <w:numId w:val="3"/>
+        </w:numPr>
+        <w:shd w:val="clear" w:color="auto" w:fill="ADADAD" w:themeFill="background2" w:themeFillShade="BF"/>
+        <w:rPr>
+          <w:sz w:val="20"/>
+          <w:szCs w:val="20"/>
+          <w:lang w:val="en-US"/>
+        </w:rPr>
+      </w:pPr>
+      <w:r>
+        <w:rPr>
+          <w:sz w:val="20"/>
+          <w:szCs w:val="20"/>
+          <w:lang w:val="en-US"/>
+        </w:rPr>
+        <w:t xml:space="preserve">Navesti I kratko objasniti principe dobrog dizajna korisnickog interfejsa. </w:t>
+      </w:r>
+      <w:r>
+        <w:rPr>
+          <w:sz w:val="20"/>
+          <w:szCs w:val="20"/>
+          <w:shd w:val="clear" w:color="auto" w:fill="45B0E1" w:themeFill="accent1" w:themeFillTint="99"/>
+          <w:lang w:val="en-US"/>
+        </w:rPr>
+        <w:t>(14)</w:t>
+      </w:r>
+    </w:p>
+    <w:p>
+      <w:pPr>
+        <w:pStyle w:val="Pitanja"/>
+        <w:numPr>
+          <w:ilvl w:val="0"/>
+          <w:numId w:val="3"/>
+        </w:numPr>
+        <w:shd w:val="clear" w:color="auto" w:fill="215E99" w:themeFill="text2" w:themeFillTint="BF"/>
+        <w:rPr>
+          <w:color w:val="FFFFFF" w:themeColor="background1"/>
+          <w:sz w:val="20"/>
+          <w:szCs w:val="20"/>
+          <w:lang w:val="en-US"/>
+        </w:rPr>
+      </w:pPr>
+      <w:r>
+        <w:rPr>
+          <w:color w:val="FFFFFF" w:themeColor="background1"/>
+          <w:sz w:val="20"/>
+          <w:szCs w:val="20"/>
+          <w:lang w:val="en-US"/>
+        </w:rPr>
+        <w:t xml:space="preserve">Navesti smernice za upotrebu boja kod dizajniranja korisnickog interfejsa. </w:t>
+      </w:r>
+      <w:r>
+        <w:rPr>
+          <w:color w:val="FFFFFF" w:themeColor="background1"/>
+          <w:sz w:val="20"/>
+          <w:szCs w:val="20"/>
+          <w:shd w:val="clear" w:color="auto" w:fill="0F9ED5" w:themeFill="accent4"/>
+          <w:lang w:val="en-US"/>
+        </w:rPr>
+        <w:t>(1)</w:t>
+      </w:r>
+    </w:p>
+    <w:p>
+      <w:pPr>
+        <w:pStyle w:val="Pitanja"/>
+        <w:numPr>
+          <w:ilvl w:val="0"/>
+          <w:numId w:val="3"/>
+        </w:numPr>
+        <w:shd w:val="clear" w:color="auto" w:fill="215E99" w:themeFill="text2" w:themeFillTint="BF"/>
+        <w:rPr>
+          <w:color w:val="FFFFFF" w:themeColor="background1"/>
+          <w:sz w:val="20"/>
+          <w:szCs w:val="20"/>
+          <w:lang w:val="en-US"/>
+        </w:rPr>
+      </w:pPr>
+      <w:r>
+        <w:rPr>
+          <w:color w:val="FFFFFF" w:themeColor="background1"/>
+          <w:sz w:val="20"/>
+          <w:szCs w:val="20"/>
+          <w:lang w:val="en-US"/>
+        </w:rPr>
+        <w:t xml:space="preserve">Objasniti princip momentalnog odziva kod projektovanja interfejsa web aplikacija I navesti obrasce koji ga podrzavaju. </w:t>
+      </w:r>
+      <w:r>
+        <w:rPr>
+          <w:color w:val="FFFFFF" w:themeColor="background1"/>
+          <w:sz w:val="20"/>
+          <w:szCs w:val="20"/>
+          <w:shd w:val="clear" w:color="auto" w:fill="0F9ED5" w:themeFill="accent4"/>
+          <w:lang w:val="en-US"/>
+        </w:rPr>
+        <w:t>(2)</w:t>
+      </w:r>
+    </w:p>
+    <w:p>
+      <w:pPr>
+        <w:pStyle w:val="Pitanja"/>
+        <w:numPr>
+          <w:ilvl w:val="0"/>
+          <w:numId w:val="3"/>
+        </w:numPr>
+        <w:shd w:val="clear" w:color="auto" w:fill="215E99" w:themeFill="text2" w:themeFillTint="BF"/>
+        <w:rPr>
+          <w:color w:val="FFFFFF" w:themeColor="background1"/>
+          <w:sz w:val="20"/>
+          <w:szCs w:val="20"/>
+          <w:lang w:val="en-US"/>
+        </w:rPr>
+      </w:pPr>
+      <w:r>
+        <w:rPr>
+          <w:color w:val="FFFFFF" w:themeColor="background1"/>
+          <w:sz w:val="20"/>
+          <w:szCs w:val="20"/>
+          <w:lang w:val="en-US"/>
+        </w:rPr>
+        <w:t>Specificnosti projektovanja korisnickih interfejsa mobilnih aplikacija.</w:t>
+      </w:r>
+      <w:r>
+        <w:rPr>
+          <w:color w:val="FFFFFF" w:themeColor="background1"/>
+          <w:sz w:val="20"/>
+          <w:szCs w:val="20"/>
+          <w:shd w:val="clear" w:color="auto" w:fill="95DCF7" w:themeFill="accent4" w:themeFillTint="66"/>
+          <w:lang w:val="en-US"/>
+        </w:rPr>
+        <w:t xml:space="preserve"> (3)</w:t>
+      </w:r>
+    </w:p>
+    <w:p>
+      <w:pPr>
+        <w:pStyle w:val="Pitanja"/>
+        <w:numPr>
+          <w:ilvl w:val="0"/>
+          <w:numId w:val="3"/>
+        </w:numPr>
+        <w:shd w:val="clear" w:color="auto" w:fill="262626" w:themeFill="text1" w:themeFillTint="D9"/>
+        <w:rPr>
+          <w:sz w:val="20"/>
+          <w:szCs w:val="20"/>
+          <w:lang w:val="en-US"/>
+        </w:rPr>
+      </w:pPr>
+      <w:r>
+        <w:rPr>
+          <w:sz w:val="20"/>
+          <w:szCs w:val="20"/>
+          <w:lang w:val="en-US"/>
+        </w:rPr>
+        <w:t xml:space="preserve">Koriscenje prototipova u HCI. </w:t>
+      </w:r>
+      <w:r>
+        <w:rPr>
+          <w:sz w:val="20"/>
+          <w:szCs w:val="20"/>
+          <w:shd w:val="clear" w:color="auto" w:fill="95DCF7" w:themeFill="accent4" w:themeFillTint="66"/>
+          <w:lang w:val="en-US"/>
+        </w:rPr>
+        <w:t>(1)</w:t>
+      </w:r>
+    </w:p>
+    <w:p>
+      <w:pPr>
+        <w:pStyle w:val="Pitanja"/>
+        <w:numPr>
+          <w:ilvl w:val="0"/>
+          <w:numId w:val="3"/>
+        </w:numPr>
+        <w:shd w:val="clear" w:color="auto" w:fill="262626" w:themeFill="text1" w:themeFillTint="D9"/>
+        <w:rPr>
+          <w:sz w:val="20"/>
+          <w:szCs w:val="20"/>
+          <w:lang w:val="en-US"/>
+        </w:rPr>
+      </w:pPr>
+      <w:r>
+        <w:rPr>
+          <w:sz w:val="20"/>
+          <w:szCs w:val="20"/>
+          <w:lang w:val="en-US"/>
+        </w:rPr>
+        <w:t xml:space="preserve">Alati za skiciranje interfejsa. </w:t>
+      </w:r>
+      <w:r>
+        <w:rPr>
+          <w:sz w:val="20"/>
+          <w:szCs w:val="20"/>
+          <w:shd w:val="clear" w:color="auto" w:fill="95DCF7" w:themeFill="accent4" w:themeFillTint="66"/>
+          <w:lang w:val="en-US"/>
+        </w:rPr>
+        <w:t>(5)</w:t>
+      </w:r>
+    </w:p>
+    <w:p>
+      <w:pPr>
+        <w:pStyle w:val="Pitanja"/>
+        <w:numPr>
+          <w:ilvl w:val="0"/>
+          <w:numId w:val="3"/>
+        </w:numPr>
+        <w:shd w:val="clear" w:color="auto" w:fill="262626" w:themeFill="text1" w:themeFillTint="D9"/>
+        <w:rPr>
+          <w:sz w:val="20"/>
+          <w:szCs w:val="20"/>
+          <w:lang w:val="en-US"/>
+        </w:rPr>
+      </w:pPr>
+      <w:r>
+        <w:rPr>
+          <w:sz w:val="20"/>
+          <w:szCs w:val="20"/>
+          <w:lang w:val="en-US"/>
+        </w:rPr>
+        <w:t xml:space="preserve">Objasniti I graficki ilustrovati na primeru dijagrame stanja kao sredstvo za specificiranje korisnickog interfejsa. </w:t>
+      </w:r>
+      <w:r>
+        <w:rPr>
+          <w:sz w:val="20"/>
+          <w:szCs w:val="20"/>
+          <w:shd w:val="clear" w:color="auto" w:fill="95DCF7" w:themeFill="accent4" w:themeFillTint="66"/>
+          <w:lang w:val="en-US"/>
+        </w:rPr>
+        <w:t>(6)</w:t>
+      </w:r>
+    </w:p>
+    <w:p>
+      <w:pPr>
+        <w:pStyle w:val="Pitanja"/>
+        <w:numPr>
+          <w:ilvl w:val="0"/>
+          <w:numId w:val="3"/>
+        </w:numPr>
+        <w:shd w:val="clear" w:color="auto" w:fill="262626" w:themeFill="text1" w:themeFillTint="D9"/>
+        <w:rPr>
+          <w:sz w:val="20"/>
+          <w:szCs w:val="20"/>
+          <w:lang w:val="en-US"/>
+        </w:rPr>
+      </w:pPr>
+      <w:r>
+        <w:rPr>
+          <w:sz w:val="20"/>
+          <w:szCs w:val="20"/>
+          <w:lang w:val="en-US"/>
+        </w:rPr>
+        <w:t xml:space="preserve">Navesti I kratko opisati u koje sve nivoe mozemo razvrstati alate za razvoj softvera. </w:t>
+      </w:r>
+      <w:r>
+        <w:rPr>
+          <w:sz w:val="20"/>
+          <w:szCs w:val="20"/>
+          <w:shd w:val="clear" w:color="auto" w:fill="95DCF7" w:themeFill="accent4" w:themeFillTint="66"/>
+          <w:lang w:val="en-US"/>
+        </w:rPr>
+        <w:t>(15)</w:t>
+      </w:r>
+    </w:p>
+    <w:p>
+      <w:pPr>
+        <w:pStyle w:val="Pitanja"/>
+        <w:numPr>
+          <w:ilvl w:val="0"/>
+          <w:numId w:val="3"/>
+        </w:numPr>
+        <w:shd w:val="clear" w:color="auto" w:fill="124F1A" w:themeFill="accent3" w:themeFillShade="BF"/>
+        <w:rPr>
+          <w:sz w:val="20"/>
+          <w:szCs w:val="20"/>
+          <w:lang w:val="en-US"/>
+        </w:rPr>
+      </w:pPr>
+      <w:r>
+        <w:rPr>
+          <w:sz w:val="20"/>
+          <w:szCs w:val="20"/>
+          <w:lang w:val="en-US"/>
+        </w:rPr>
+        <w:t>Objasniti heuristicku evaluaciju. Sta su prednosti a sta nedostaci ove metode za evaluaciju upotrebljivosti korisnickog interfejsa? (15)</w:t>
+      </w:r>
+    </w:p>
+    <w:p>
+      <w:pPr>
+        <w:pStyle w:val="Pitanja"/>
+        <w:numPr>
+          <w:ilvl w:val="0"/>
+          <w:numId w:val="3"/>
+        </w:numPr>
+        <w:shd w:val="clear" w:color="auto" w:fill="124F1A" w:themeFill="accent3" w:themeFillShade="BF"/>
+        <w:rPr>
+          <w:sz w:val="20"/>
+          <w:szCs w:val="20"/>
+          <w:lang w:val="en-US"/>
+        </w:rPr>
+      </w:pPr>
+      <w:r>
+        <w:rPr>
+          <w:sz w:val="20"/>
+          <w:szCs w:val="20"/>
+          <w:lang w:val="en-US"/>
+        </w:rPr>
+        <w:t>Objasniti kognitivni predled. Sta su prednosti a sta nedostaci ove metode za evaluaciju upotrebljivosti korisnickog interfejsa? (4)</w:t>
+      </w:r>
+    </w:p>
+    <w:p>
+      <w:pPr>
+        <w:pStyle w:val="Pitanja"/>
+        <w:numPr>
+          <w:ilvl w:val="0"/>
+          <w:numId w:val="3"/>
+        </w:numPr>
+        <w:shd w:val="clear" w:color="auto" w:fill="124F1A" w:themeFill="accent3" w:themeFillShade="BF"/>
+        <w:rPr>
+          <w:sz w:val="20"/>
+          <w:szCs w:val="20"/>
+          <w:lang w:val="en-US"/>
+        </w:rPr>
+      </w:pPr>
+      <w:r>
+        <w:rPr>
+          <w:sz w:val="20"/>
+          <w:szCs w:val="20"/>
+          <w:lang w:val="en-US"/>
+        </w:rPr>
+        <w:t>Objasniti metodu “razmisljanje naglas” za testiranje upotrebljivosti korisnickog interfejsa. Sta su prednosti a sta nedostaci ove metode? (1)</w:t>
+      </w:r>
+    </w:p>
+    <w:p>
+      <w:pPr>
+        <w:pStyle w:val="Pitanja"/>
+        <w:numPr>
+          <w:ilvl w:val="0"/>
+          <w:numId w:val="3"/>
+        </w:numPr>
+        <w:shd w:val="clear" w:color="auto" w:fill="124F1A" w:themeFill="accent3" w:themeFillShade="BF"/>
+        <w:rPr>
+          <w:sz w:val="20"/>
+          <w:szCs w:val="20"/>
+          <w:lang w:val="en-US"/>
+        </w:rPr>
+      </w:pPr>
+      <w:r>
+        <w:rPr>
+          <w:sz w:val="20"/>
+          <w:szCs w:val="20"/>
+          <w:lang w:val="en-US"/>
+        </w:rPr>
+        <w:t>Analiza podataka tehnikom pracenja oka. (9)</w:t>
+      </w:r>
+    </w:p>
+    <w:p>
+      <w:pPr>
+        <w:pStyle w:val="Pitanja"/>
+        <w:numPr>
+          <w:ilvl w:val="0"/>
+          <w:numId w:val="0"/>
+        </w:numPr>
+        <w:rPr>
+          <w:sz w:val="22"/>
+          <w:szCs w:val="22"/>
+          <w:lang w:val="en-US"/>
+        </w:rPr>
+      </w:pPr>
+    </w:p>
+    <w:p>
+      <w:pPr>
+        <w:pStyle w:val="Pitanja"/>
+        <w:numPr>
+          <w:ilvl w:val="0"/>
+          <w:numId w:val="0"/>
+        </w:numPr>
+        <w:rPr>
+          <w:sz w:val="22"/>
+          <w:szCs w:val="22"/>
+          <w:lang w:val="en-US"/>
+        </w:rPr>
+      </w:pPr>
+    </w:p>
+    <w:p>
+      <w:pPr>
+        <w:pStyle w:val="Pitanja"/>
+        <w:numPr>
+          <w:ilvl w:val="0"/>
+          <w:numId w:val="0"/>
+        </w:numPr>
+        <w:rPr>
+          <w:sz w:val="22"/>
+          <w:szCs w:val="22"/>
+          <w:lang w:val="en-US"/>
+        </w:rPr>
+      </w:pPr>
+    </w:p>
+    <w:tbl>
+      <w:tblPr>
+        <w:tblStyle w:val="TableGrid"/>
+        <w:tblpPr w:leftFromText="180" w:rightFromText="180" w:vertAnchor="text" w:horzAnchor="margin" w:tblpY="398"/>
+        <w:tblW w:w="0" w:type="auto"/>
+        <w:tblLook w:val="04A0" w:firstRow="1" w:lastRow="0" w:firstColumn="1" w:lastColumn="0" w:noHBand="0" w:noVBand="1"/>
+      </w:tblPr>
+      <w:tblGrid>
+        <w:gridCol w:w="918"/>
+        <w:gridCol w:w="746"/>
+        <w:gridCol w:w="747"/>
+        <w:gridCol w:w="747"/>
+        <w:gridCol w:w="747"/>
+        <w:gridCol w:w="747"/>
+        <w:gridCol w:w="747"/>
+        <w:gridCol w:w="747"/>
+        <w:gridCol w:w="747"/>
+        <w:gridCol w:w="747"/>
+        <w:gridCol w:w="747"/>
+        <w:gridCol w:w="747"/>
+        <w:gridCol w:w="747"/>
+        <w:gridCol w:w="747"/>
+      </w:tblGrid>
+      <w:tr>
+        <w:tc>
+          <w:tcPr>
+            <w:tcW w:w="918" w:type="dxa"/>
+            <w:vAlign w:val="center"/>
+          </w:tcPr>
+          <w:p>
+            <w:pPr>
+              <w:pStyle w:val="Pitanja"/>
+              <w:numPr>
+                <w:ilvl w:val="0"/>
+                <w:numId w:val="0"/>
+              </w:numPr>
+              <w:spacing w:before="20" w:after="200"/>
+              <w:jc w:val="center"/>
+              <w:rPr>
+                <w:sz w:val="22"/>
+                <w:szCs w:val="22"/>
+              </w:rPr>
+            </w:pPr>
+            <w:r>
+              <w:rPr>
+                <w:sz w:val="22"/>
+                <w:szCs w:val="22"/>
+              </w:rPr>
+              <w:t>Lekcija</w:t>
+            </w:r>
+          </w:p>
+        </w:tc>
+        <w:tc>
+          <w:tcPr>
+            <w:tcW w:w="746" w:type="dxa"/>
+            <w:vAlign w:val="center"/>
+          </w:tcPr>
+          <w:p>
+            <w:pPr>
+              <w:pStyle w:val="Pitanja"/>
+              <w:numPr>
+                <w:ilvl w:val="0"/>
+                <w:numId w:val="0"/>
+              </w:numPr>
+              <w:spacing w:before="20" w:after="200"/>
+              <w:jc w:val="center"/>
+              <w:rPr>
+                <w:sz w:val="22"/>
+                <w:szCs w:val="22"/>
+              </w:rPr>
+            </w:pPr>
+            <w:r>
+              <w:rPr>
+                <w:sz w:val="22"/>
+                <w:szCs w:val="22"/>
+              </w:rPr>
+              <w:t>1</w:t>
+            </w:r>
+          </w:p>
+        </w:tc>
+        <w:tc>
+          <w:tcPr>
+            <w:tcW w:w="747" w:type="dxa"/>
+            <w:vAlign w:val="center"/>
+          </w:tcPr>
+          <w:p>
+            <w:pPr>
+              <w:pStyle w:val="Pitanja"/>
+              <w:numPr>
+                <w:ilvl w:val="0"/>
+                <w:numId w:val="0"/>
+              </w:numPr>
+              <w:spacing w:before="20" w:after="200"/>
+              <w:jc w:val="center"/>
+              <w:rPr>
+                <w:sz w:val="22"/>
+                <w:szCs w:val="22"/>
+              </w:rPr>
+            </w:pPr>
+            <w:r>
+              <w:rPr>
+                <w:sz w:val="22"/>
+                <w:szCs w:val="22"/>
+              </w:rPr>
+              <w:t>2</w:t>
+            </w:r>
+          </w:p>
+        </w:tc>
+        <w:tc>
+          <w:tcPr>
+            <w:tcW w:w="747" w:type="dxa"/>
+            <w:vAlign w:val="center"/>
+          </w:tcPr>
+          <w:p>
+            <w:pPr>
+              <w:pStyle w:val="Pitanja"/>
+              <w:numPr>
+                <w:ilvl w:val="0"/>
+                <w:numId w:val="0"/>
+              </w:numPr>
+              <w:spacing w:before="20" w:after="200"/>
+              <w:jc w:val="center"/>
+              <w:rPr>
+                <w:sz w:val="22"/>
+                <w:szCs w:val="22"/>
+              </w:rPr>
+            </w:pPr>
+            <w:r>
+              <w:rPr>
+                <w:sz w:val="22"/>
+                <w:szCs w:val="22"/>
+              </w:rPr>
+              <w:t>3</w:t>
+            </w:r>
+          </w:p>
+        </w:tc>
+        <w:tc>
+          <w:tcPr>
+            <w:tcW w:w="747" w:type="dxa"/>
+            <w:vAlign w:val="center"/>
+          </w:tcPr>
+          <w:p>
+            <w:pPr>
+              <w:pStyle w:val="Pitanja"/>
+              <w:numPr>
+                <w:ilvl w:val="0"/>
+                <w:numId w:val="0"/>
+              </w:numPr>
+              <w:spacing w:before="20" w:after="200"/>
+              <w:jc w:val="center"/>
+              <w:rPr>
+                <w:sz w:val="22"/>
+                <w:szCs w:val="22"/>
+              </w:rPr>
+            </w:pPr>
+            <w:r>
+              <w:rPr>
+                <w:sz w:val="22"/>
+                <w:szCs w:val="22"/>
+              </w:rPr>
+              <w:t>4</w:t>
+            </w:r>
+          </w:p>
+        </w:tc>
+        <w:tc>
+          <w:tcPr>
+            <w:tcW w:w="747" w:type="dxa"/>
+            <w:vAlign w:val="center"/>
+          </w:tcPr>
+          <w:p>
+            <w:pPr>
+              <w:pStyle w:val="Pitanja"/>
+              <w:numPr>
+                <w:ilvl w:val="0"/>
+                <w:numId w:val="0"/>
+              </w:numPr>
+              <w:spacing w:before="20" w:after="200"/>
+              <w:jc w:val="center"/>
+              <w:rPr>
+                <w:sz w:val="22"/>
+                <w:szCs w:val="22"/>
+              </w:rPr>
+            </w:pPr>
+            <w:r>
+              <w:rPr>
+                <w:sz w:val="22"/>
+                <w:szCs w:val="22"/>
+              </w:rPr>
+              <w:t>5</w:t>
+            </w:r>
+          </w:p>
+        </w:tc>
+        <w:tc>
+          <w:tcPr>
+            <w:tcW w:w="747" w:type="dxa"/>
+            <w:vAlign w:val="center"/>
+          </w:tcPr>
+          <w:p>
+            <w:pPr>
+              <w:pStyle w:val="Pitanja"/>
+              <w:numPr>
+                <w:ilvl w:val="0"/>
+                <w:numId w:val="0"/>
+              </w:numPr>
+              <w:spacing w:before="20" w:after="200"/>
+              <w:jc w:val="center"/>
+              <w:rPr>
+                <w:sz w:val="22"/>
+                <w:szCs w:val="22"/>
+              </w:rPr>
+            </w:pPr>
+            <w:r>
+              <w:rPr>
+                <w:sz w:val="22"/>
+                <w:szCs w:val="22"/>
+              </w:rPr>
+              <w:t>6</w:t>
+            </w:r>
+          </w:p>
+        </w:tc>
+        <w:tc>
+          <w:tcPr>
+            <w:tcW w:w="747" w:type="dxa"/>
+            <w:vAlign w:val="center"/>
+          </w:tcPr>
+          <w:p>
+            <w:pPr>
+              <w:pStyle w:val="Pitanja"/>
+              <w:numPr>
+                <w:ilvl w:val="0"/>
+                <w:numId w:val="0"/>
+              </w:numPr>
+              <w:spacing w:before="20" w:after="200"/>
+              <w:jc w:val="center"/>
+              <w:rPr>
+                <w:sz w:val="22"/>
+                <w:szCs w:val="22"/>
+              </w:rPr>
+            </w:pPr>
+            <w:r>
+              <w:rPr>
+                <w:sz w:val="22"/>
+                <w:szCs w:val="22"/>
+              </w:rPr>
+              <w:t>7</w:t>
+            </w:r>
+          </w:p>
+        </w:tc>
+        <w:tc>
+          <w:tcPr>
+            <w:tcW w:w="747" w:type="dxa"/>
+            <w:vAlign w:val="center"/>
+          </w:tcPr>
+          <w:p>
+            <w:pPr>
+              <w:pStyle w:val="Pitanja"/>
+              <w:numPr>
+                <w:ilvl w:val="0"/>
+                <w:numId w:val="0"/>
+              </w:numPr>
+              <w:spacing w:before="20" w:after="200"/>
+              <w:jc w:val="center"/>
+              <w:rPr>
+                <w:sz w:val="22"/>
+                <w:szCs w:val="22"/>
+              </w:rPr>
+            </w:pPr>
+            <w:r>
+              <w:rPr>
+                <w:sz w:val="22"/>
+                <w:szCs w:val="22"/>
+              </w:rPr>
+              <w:t>8</w:t>
+            </w:r>
+          </w:p>
+        </w:tc>
+        <w:tc>
+          <w:tcPr>
+            <w:tcW w:w="747" w:type="dxa"/>
+            <w:vAlign w:val="center"/>
+          </w:tcPr>
+          <w:p>
+            <w:pPr>
+              <w:pStyle w:val="Pitanja"/>
+              <w:numPr>
+                <w:ilvl w:val="0"/>
+                <w:numId w:val="0"/>
+              </w:numPr>
+              <w:spacing w:before="20" w:after="200"/>
+              <w:jc w:val="center"/>
+              <w:rPr>
+                <w:sz w:val="22"/>
+                <w:szCs w:val="22"/>
+              </w:rPr>
+            </w:pPr>
+            <w:r>
+              <w:rPr>
+                <w:sz w:val="22"/>
+                <w:szCs w:val="22"/>
+              </w:rPr>
+              <w:t>9</w:t>
+            </w:r>
+          </w:p>
+        </w:tc>
+        <w:tc>
+          <w:tcPr>
+            <w:tcW w:w="747" w:type="dxa"/>
+            <w:vAlign w:val="center"/>
+          </w:tcPr>
+          <w:p>
+            <w:pPr>
+              <w:pStyle w:val="Pitanja"/>
+              <w:numPr>
+                <w:ilvl w:val="0"/>
+                <w:numId w:val="0"/>
+              </w:numPr>
+              <w:spacing w:before="20" w:after="200"/>
+              <w:jc w:val="center"/>
+              <w:rPr>
+                <w:sz w:val="22"/>
+                <w:szCs w:val="22"/>
+              </w:rPr>
+            </w:pPr>
+            <w:r>
+              <w:rPr>
+                <w:sz w:val="22"/>
+                <w:szCs w:val="22"/>
+              </w:rPr>
+              <w:t>10</w:t>
+            </w:r>
+          </w:p>
+        </w:tc>
+        <w:tc>
+          <w:tcPr>
+            <w:tcW w:w="747" w:type="dxa"/>
+            <w:vAlign w:val="center"/>
+          </w:tcPr>
+          <w:p>
+            <w:pPr>
+              <w:pStyle w:val="Pitanja"/>
+              <w:numPr>
+                <w:ilvl w:val="0"/>
+                <w:numId w:val="0"/>
+              </w:numPr>
+              <w:spacing w:before="20" w:after="200"/>
+              <w:jc w:val="center"/>
+              <w:rPr>
+                <w:sz w:val="22"/>
+                <w:szCs w:val="22"/>
+              </w:rPr>
+            </w:pPr>
+            <w:r>
+              <w:rPr>
+                <w:sz w:val="22"/>
+                <w:szCs w:val="22"/>
+              </w:rPr>
+              <w:t>11</w:t>
+            </w:r>
+          </w:p>
+        </w:tc>
+        <w:tc>
+          <w:tcPr>
+            <w:tcW w:w="747" w:type="dxa"/>
+            <w:vAlign w:val="center"/>
+          </w:tcPr>
+          <w:p>
+            <w:pPr>
+              <w:pStyle w:val="Pitanja"/>
+              <w:numPr>
+                <w:ilvl w:val="0"/>
+                <w:numId w:val="0"/>
+              </w:numPr>
+              <w:spacing w:before="20" w:after="200"/>
+              <w:jc w:val="center"/>
+              <w:rPr>
+                <w:sz w:val="22"/>
+                <w:szCs w:val="22"/>
+              </w:rPr>
+            </w:pPr>
+            <w:r>
+              <w:rPr>
+                <w:sz w:val="22"/>
+                <w:szCs w:val="22"/>
+              </w:rPr>
+              <w:t>12</w:t>
+            </w:r>
+          </w:p>
+        </w:tc>
+        <w:tc>
+          <w:tcPr>
+            <w:tcW w:w="747" w:type="dxa"/>
+            <w:vAlign w:val="center"/>
+          </w:tcPr>
+          <w:p>
+            <w:pPr>
+              <w:pStyle w:val="Pitanja"/>
+              <w:numPr>
+                <w:ilvl w:val="0"/>
+                <w:numId w:val="0"/>
+              </w:numPr>
+              <w:spacing w:before="20" w:after="200"/>
+              <w:jc w:val="center"/>
+              <w:rPr>
+                <w:sz w:val="22"/>
+                <w:szCs w:val="22"/>
+              </w:rPr>
+            </w:pPr>
+            <w:r>
+              <w:rPr>
+                <w:sz w:val="22"/>
+                <w:szCs w:val="22"/>
+              </w:rPr>
+              <w:t>13</w:t>
+            </w:r>
+          </w:p>
+        </w:tc>
+      </w:tr>
+      <w:tr>
+        <w:tc>
+          <w:tcPr>
+            <w:tcW w:w="918" w:type="dxa"/>
+            <w:vAlign w:val="center"/>
+          </w:tcPr>
+          <w:p>
+            <w:pPr>
+              <w:pStyle w:val="Pitanja"/>
+              <w:numPr>
+                <w:ilvl w:val="0"/>
+                <w:numId w:val="0"/>
+              </w:numPr>
+              <w:spacing w:before="20" w:after="200"/>
+              <w:jc w:val="center"/>
+              <w:rPr>
+                <w:sz w:val="22"/>
+                <w:szCs w:val="22"/>
+              </w:rPr>
+            </w:pPr>
+            <w:r>
+              <w:rPr>
+                <w:sz w:val="22"/>
+                <w:szCs w:val="22"/>
+              </w:rPr>
+              <w:t>Boja</w:t>
+            </w:r>
+          </w:p>
+        </w:tc>
+        <w:tc>
+          <w:tcPr>
+            <w:tcW w:w="746" w:type="dxa"/>
+            <w:shd w:val="clear" w:color="auto" w:fill="B3E5A1" w:themeFill="accent6" w:themeFillTint="66"/>
+            <w:vAlign w:val="center"/>
+          </w:tcPr>
+          <w:p>
+            <w:pPr>
+              <w:pStyle w:val="Pitanja"/>
+              <w:numPr>
+                <w:ilvl w:val="0"/>
+                <w:numId w:val="0"/>
+              </w:numPr>
+              <w:spacing w:before="20" w:after="200"/>
+              <w:rPr>
+                <w:sz w:val="22"/>
+                <w:szCs w:val="22"/>
+              </w:rPr>
+            </w:pPr>
+          </w:p>
+        </w:tc>
+        <w:tc>
+          <w:tcPr>
+            <w:tcW w:w="747" w:type="dxa"/>
+            <w:shd w:val="clear" w:color="auto" w:fill="F2CEED" w:themeFill="accent5" w:themeFillTint="33"/>
+            <w:vAlign w:val="center"/>
+          </w:tcPr>
+          <w:p>
+            <w:pPr>
+              <w:pStyle w:val="Pitanja"/>
+              <w:numPr>
+                <w:ilvl w:val="0"/>
+                <w:numId w:val="0"/>
+              </w:numPr>
+              <w:spacing w:before="20" w:after="200"/>
+              <w:jc w:val="center"/>
+              <w:rPr>
+                <w:sz w:val="22"/>
+                <w:szCs w:val="22"/>
+              </w:rPr>
+            </w:pPr>
+          </w:p>
+        </w:tc>
+        <w:tc>
+          <w:tcPr>
+            <w:tcW w:w="747" w:type="dxa"/>
+            <w:shd w:val="clear" w:color="auto" w:fill="F6C5AC" w:themeFill="accent2" w:themeFillTint="66"/>
+            <w:vAlign w:val="center"/>
+          </w:tcPr>
+          <w:p>
+            <w:pPr>
+              <w:pStyle w:val="Pitanja"/>
+              <w:numPr>
+                <w:ilvl w:val="0"/>
+                <w:numId w:val="0"/>
+              </w:numPr>
+              <w:spacing w:before="20" w:after="200"/>
+              <w:jc w:val="center"/>
+              <w:rPr>
+                <w:sz w:val="22"/>
+                <w:szCs w:val="22"/>
+              </w:rPr>
+            </w:pPr>
+          </w:p>
+        </w:tc>
+        <w:tc>
+          <w:tcPr>
+            <w:tcW w:w="747" w:type="dxa"/>
+            <w:shd w:val="clear" w:color="auto" w:fill="F7F9AD"/>
+            <w:vAlign w:val="center"/>
+          </w:tcPr>
+          <w:p>
+            <w:pPr>
+              <w:pStyle w:val="Pitanja"/>
+              <w:numPr>
+                <w:ilvl w:val="0"/>
+                <w:numId w:val="0"/>
+              </w:numPr>
+              <w:spacing w:before="20" w:after="200"/>
+              <w:jc w:val="center"/>
+              <w:rPr>
+                <w:sz w:val="22"/>
+                <w:szCs w:val="22"/>
+              </w:rPr>
+            </w:pPr>
+          </w:p>
+        </w:tc>
+        <w:tc>
+          <w:tcPr>
+            <w:tcW w:w="747" w:type="dxa"/>
+            <w:shd w:val="clear" w:color="auto" w:fill="EE0000"/>
+            <w:vAlign w:val="center"/>
+          </w:tcPr>
+          <w:p>
+            <w:pPr>
+              <w:pStyle w:val="Pitanja"/>
+              <w:numPr>
+                <w:ilvl w:val="0"/>
+                <w:numId w:val="0"/>
+              </w:numPr>
+              <w:spacing w:before="20" w:after="200"/>
+              <w:jc w:val="center"/>
+              <w:rPr>
+                <w:sz w:val="22"/>
+                <w:szCs w:val="22"/>
+              </w:rPr>
+            </w:pPr>
+          </w:p>
+        </w:tc>
+        <w:tc>
+          <w:tcPr>
+            <w:tcW w:w="747" w:type="dxa"/>
+            <w:shd w:val="clear" w:color="auto" w:fill="95DCF7" w:themeFill="accent4" w:themeFillTint="66"/>
+            <w:vAlign w:val="center"/>
+          </w:tcPr>
+          <w:p>
+            <w:pPr>
+              <w:pStyle w:val="Pitanja"/>
+              <w:numPr>
+                <w:ilvl w:val="0"/>
+                <w:numId w:val="0"/>
+              </w:numPr>
+              <w:spacing w:before="20" w:after="200"/>
+              <w:jc w:val="center"/>
+              <w:rPr>
+                <w:sz w:val="22"/>
+                <w:szCs w:val="22"/>
+              </w:rPr>
+            </w:pPr>
+          </w:p>
+        </w:tc>
+        <w:tc>
+          <w:tcPr>
+            <w:tcW w:w="747" w:type="dxa"/>
+            <w:shd w:val="clear" w:color="auto" w:fill="BFBFBF" w:themeFill="background1" w:themeFillShade="BF"/>
+            <w:vAlign w:val="center"/>
+          </w:tcPr>
+          <w:p>
+            <w:pPr>
+              <w:pStyle w:val="Pitanja"/>
+              <w:numPr>
+                <w:ilvl w:val="0"/>
+                <w:numId w:val="0"/>
+              </w:numPr>
+              <w:spacing w:before="20" w:after="200"/>
+              <w:jc w:val="center"/>
+              <w:rPr>
+                <w:sz w:val="22"/>
+                <w:szCs w:val="22"/>
+              </w:rPr>
+            </w:pPr>
+          </w:p>
+        </w:tc>
+        <w:tc>
+          <w:tcPr>
+            <w:tcW w:w="747" w:type="dxa"/>
+            <w:shd w:val="clear" w:color="auto" w:fill="215E99" w:themeFill="text2" w:themeFillTint="BF"/>
+            <w:vAlign w:val="center"/>
+          </w:tcPr>
+          <w:p>
+            <w:pPr>
+              <w:pStyle w:val="Pitanja"/>
+              <w:numPr>
+                <w:ilvl w:val="0"/>
+                <w:numId w:val="0"/>
+              </w:numPr>
+              <w:spacing w:before="20" w:after="200"/>
+              <w:jc w:val="center"/>
+              <w:rPr>
+                <w:sz w:val="22"/>
+                <w:szCs w:val="22"/>
+              </w:rPr>
+            </w:pPr>
+          </w:p>
+        </w:tc>
+        <w:tc>
+          <w:tcPr>
+            <w:tcW w:w="747" w:type="dxa"/>
+            <w:shd w:val="clear" w:color="auto" w:fill="262626" w:themeFill="text1" w:themeFillTint="D9"/>
+            <w:vAlign w:val="center"/>
+          </w:tcPr>
+          <w:p>
+            <w:pPr>
+              <w:pStyle w:val="Pitanja"/>
+              <w:numPr>
+                <w:ilvl w:val="0"/>
+                <w:numId w:val="0"/>
+              </w:numPr>
+              <w:spacing w:before="20" w:after="200"/>
+              <w:jc w:val="center"/>
+              <w:rPr>
+                <w:sz w:val="22"/>
+                <w:szCs w:val="22"/>
+              </w:rPr>
+            </w:pPr>
+          </w:p>
+        </w:tc>
+        <w:tc>
+          <w:tcPr>
+            <w:tcW w:w="747" w:type="dxa"/>
+            <w:shd w:val="clear" w:color="auto" w:fill="124F1A" w:themeFill="accent3" w:themeFillShade="BF"/>
+            <w:vAlign w:val="center"/>
+          </w:tcPr>
+          <w:p>
+            <w:pPr>
+              <w:pStyle w:val="Pitanja"/>
+              <w:numPr>
+                <w:ilvl w:val="0"/>
+                <w:numId w:val="0"/>
+              </w:numPr>
+              <w:spacing w:before="20" w:after="200"/>
+              <w:jc w:val="center"/>
+              <w:rPr>
+                <w:color w:val="124F1A" w:themeColor="accent3" w:themeShade="BF"/>
                 <w:sz w:val="22"/>
                 <w:szCs w:val="22"/>
               </w:rPr>
@@ -2355,6 +4323,12 @@
   </w:num>
   <w:num w:numId="2" w16cid:durableId="727338699">
     <w:abstractNumId w:val="0"/>
+  </w:num>
+  <w:num w:numId="3" w16cid:durableId="931594970">
+    <w:abstractNumId w:val="0"/>
+    <w:lvlOverride w:ilvl="0">
+      <w:startOverride w:val="1"/>
+    </w:lvlOverride>
   </w:num>
 </w:numbering>
 </file>

--- a/6_semestar/Interakcija covek racunar/HCI_PITANJA_TEORIJA.docx
+++ b/6_semestar/Interakcija covek racunar/HCI_PITANJA_TEORIJA.docx
@@ -2868,8 +2868,10 @@
       </w:r>
       <w:r>
         <w:rPr>
-          <w:sz w:val="20"/>
-          <w:szCs w:val="20"/>
+          <w:color w:val="000000" w:themeColor="text1"/>
+          <w:sz w:val="20"/>
+          <w:szCs w:val="20"/>
+          <w:highlight w:val="yellow"/>
           <w:shd w:val="clear" w:color="auto" w:fill="0E2841" w:themeFill="text2"/>
           <w:lang w:val="en-US"/>
         </w:rPr>
@@ -2968,8 +2970,10 @@
       </w:r>
       <w:r>
         <w:rPr>
-          <w:sz w:val="20"/>
-          <w:szCs w:val="20"/>
+          <w:color w:val="000000" w:themeColor="text1"/>
+          <w:sz w:val="20"/>
+          <w:szCs w:val="20"/>
+          <w:highlight w:val="yellow"/>
           <w:shd w:val="clear" w:color="auto" w:fill="0E2841" w:themeFill="text2"/>
           <w:lang w:val="en-US"/>
         </w:rPr>
@@ -3000,8 +3004,10 @@
       </w:r>
       <w:r>
         <w:rPr>
-          <w:sz w:val="20"/>
-          <w:szCs w:val="20"/>
+          <w:color w:val="000000" w:themeColor="text1"/>
+          <w:sz w:val="20"/>
+          <w:szCs w:val="20"/>
+          <w:highlight w:val="yellow"/>
           <w:shd w:val="clear" w:color="auto" w:fill="0E2841" w:themeFill="text2"/>
           <w:lang w:val="en-US"/>
         </w:rPr>
@@ -3034,6 +3040,7 @@
         <w:rPr>
           <w:sz w:val="20"/>
           <w:szCs w:val="20"/>
+          <w:highlight w:val="yellow"/>
           <w:shd w:val="clear" w:color="auto" w:fill="45B0E1" w:themeFill="accent1" w:themeFillTint="99"/>
           <w:lang w:val="en-US"/>
         </w:rPr>
@@ -3066,6 +3073,7 @@
         <w:rPr>
           <w:sz w:val="20"/>
           <w:szCs w:val="20"/>
+          <w:highlight w:val="yellow"/>
           <w:shd w:val="clear" w:color="auto" w:fill="45B0E1" w:themeFill="accent1" w:themeFillTint="99"/>
           <w:lang w:val="en-US"/>
         </w:rPr>
@@ -3098,6 +3106,7 @@
         <w:rPr>
           <w:sz w:val="20"/>
           <w:szCs w:val="20"/>
+          <w:highlight w:val="yellow"/>
           <w:shd w:val="clear" w:color="auto" w:fill="45B0E1" w:themeFill="accent1" w:themeFillTint="99"/>
           <w:lang w:val="en-US"/>
         </w:rPr>

--- a/6_semestar/Interakcija covek racunar/HCI_PITANJA_TEORIJA.docx
+++ b/6_semestar/Interakcija covek racunar/HCI_PITANJA_TEORIJA.docx
@@ -3139,9 +3139,10 @@
       </w:r>
       <w:r>
         <w:rPr>
-          <w:color w:val="FFFFFF" w:themeColor="background1"/>
-          <w:sz w:val="20"/>
-          <w:szCs w:val="20"/>
+          <w:color w:val="000000" w:themeColor="text1"/>
+          <w:sz w:val="20"/>
+          <w:szCs w:val="20"/>
+          <w:highlight w:val="yellow"/>
           <w:shd w:val="clear" w:color="auto" w:fill="0F9ED5" w:themeFill="accent4"/>
           <w:lang w:val="en-US"/>
         </w:rPr>
@@ -3174,9 +3175,10 @@
       </w:r>
       <w:r>
         <w:rPr>
-          <w:color w:val="FFFFFF" w:themeColor="background1"/>
-          <w:sz w:val="20"/>
-          <w:szCs w:val="20"/>
+          <w:color w:val="000000" w:themeColor="text1"/>
+          <w:sz w:val="20"/>
+          <w:szCs w:val="20"/>
+          <w:highlight w:val="yellow"/>
           <w:shd w:val="clear" w:color="auto" w:fill="0F9ED5" w:themeFill="accent4"/>
           <w:lang w:val="en-US"/>
         </w:rPr>
@@ -3212,10 +3214,20 @@
           <w:color w:val="FFFFFF" w:themeColor="background1"/>
           <w:sz w:val="20"/>
           <w:szCs w:val="20"/>
+          <w:lang w:val="en-US"/>
+        </w:rPr>
+        <w:t xml:space="preserve"> </w:t>
+      </w:r>
+      <w:r>
+        <w:rPr>
+          <w:color w:val="000000" w:themeColor="text1"/>
+          <w:sz w:val="20"/>
+          <w:szCs w:val="20"/>
+          <w:highlight w:val="yellow"/>
           <w:shd w:val="clear" w:color="auto" w:fill="95DCF7" w:themeFill="accent4" w:themeFillTint="66"/>
           <w:lang w:val="en-US"/>
         </w:rPr>
-        <w:t xml:space="preserve"> (3)</w:t>
+        <w:t>(3)</w:t>
       </w:r>
     </w:p>
     <w:p>
@@ -3244,6 +3256,7 @@
         <w:rPr>
           <w:sz w:val="20"/>
           <w:szCs w:val="20"/>
+          <w:highlight w:val="yellow"/>
           <w:shd w:val="clear" w:color="auto" w:fill="95DCF7" w:themeFill="accent4" w:themeFillTint="66"/>
           <w:lang w:val="en-US"/>
         </w:rPr>
@@ -3276,6 +3289,7 @@
         <w:rPr>
           <w:sz w:val="20"/>
           <w:szCs w:val="20"/>
+          <w:highlight w:val="yellow"/>
           <w:shd w:val="clear" w:color="auto" w:fill="95DCF7" w:themeFill="accent4" w:themeFillTint="66"/>
           <w:lang w:val="en-US"/>
         </w:rPr>
@@ -3308,6 +3322,7 @@
         <w:rPr>
           <w:sz w:val="20"/>
           <w:szCs w:val="20"/>
+          <w:highlight w:val="yellow"/>
           <w:shd w:val="clear" w:color="auto" w:fill="95DCF7" w:themeFill="accent4" w:themeFillTint="66"/>
           <w:lang w:val="en-US"/>
         </w:rPr>
@@ -3340,6 +3355,7 @@
         <w:rPr>
           <w:sz w:val="20"/>
           <w:szCs w:val="20"/>
+          <w:highlight w:val="yellow"/>
           <w:shd w:val="clear" w:color="auto" w:fill="95DCF7" w:themeFill="accent4" w:themeFillTint="66"/>
           <w:lang w:val="en-US"/>
         </w:rPr>
@@ -3366,7 +3382,17 @@
           <w:szCs w:val="20"/>
           <w:lang w:val="en-US"/>
         </w:rPr>
-        <w:t>Objasniti heuristicku evaluaciju. Sta su prednosti a sta nedostaci ove metode za evaluaciju upotrebljivosti korisnickog interfejsa? (15)</w:t>
+        <w:t xml:space="preserve">Objasniti heuristicku evaluaciju. Sta su prednosti a sta nedostaci ove metode za evaluaciju upotrebljivosti korisnickog interfejsa? </w:t>
+      </w:r>
+      <w:r>
+        <w:rPr>
+          <w:color w:val="000000" w:themeColor="text1"/>
+          <w:sz w:val="20"/>
+          <w:szCs w:val="20"/>
+          <w:shd w:val="clear" w:color="auto" w:fill="0F9ED5" w:themeFill="accent4"/>
+          <w:lang w:val="en-US"/>
+        </w:rPr>
+        <w:t>(15)</w:t>
       </w:r>
     </w:p>
     <w:p>
@@ -3389,7 +3415,17 @@
           <w:szCs w:val="20"/>
           <w:lang w:val="en-US"/>
         </w:rPr>
-        <w:t>Objasniti kognitivni predled. Sta su prednosti a sta nedostaci ove metode za evaluaciju upotrebljivosti korisnickog interfejsa? (4)</w:t>
+        <w:t xml:space="preserve">Objasniti kognitivni predled. Sta su prednosti a sta nedostaci ove metode za evaluaciju upotrebljivosti korisnickog interfejsa? </w:t>
+      </w:r>
+      <w:r>
+        <w:rPr>
+          <w:color w:val="000000" w:themeColor="text1"/>
+          <w:sz w:val="20"/>
+          <w:szCs w:val="20"/>
+          <w:shd w:val="clear" w:color="auto" w:fill="0F9ED5" w:themeFill="accent4"/>
+          <w:lang w:val="en-US"/>
+        </w:rPr>
+        <w:t>(4)</w:t>
       </w:r>
     </w:p>
     <w:p>
@@ -3412,7 +3448,17 @@
           <w:szCs w:val="20"/>
           <w:lang w:val="en-US"/>
         </w:rPr>
-        <w:t>Objasniti metodu “razmisljanje naglas” za testiranje upotrebljivosti korisnickog interfejsa. Sta su prednosti a sta nedostaci ove metode? (1)</w:t>
+        <w:t xml:space="preserve">Objasniti metodu “razmisljanje naglas” za testiranje upotrebljivosti korisnickog interfejsa. Sta su prednosti a sta nedostaci ove metode? </w:t>
+      </w:r>
+      <w:r>
+        <w:rPr>
+          <w:color w:val="000000" w:themeColor="text1"/>
+          <w:sz w:val="20"/>
+          <w:szCs w:val="20"/>
+          <w:shd w:val="clear" w:color="auto" w:fill="0F9ED5" w:themeFill="accent4"/>
+          <w:lang w:val="en-US"/>
+        </w:rPr>
+        <w:t>(1)</w:t>
       </w:r>
     </w:p>
     <w:p>
@@ -3435,7 +3481,17 @@
           <w:szCs w:val="20"/>
           <w:lang w:val="en-US"/>
         </w:rPr>
-        <w:t>Analiza podataka tehnikom pracenja oka. (9)</w:t>
+        <w:t xml:space="preserve">Analiza podataka tehnikom pracenja oka. </w:t>
+      </w:r>
+      <w:r>
+        <w:rPr>
+          <w:color w:val="000000" w:themeColor="text1"/>
+          <w:sz w:val="20"/>
+          <w:szCs w:val="20"/>
+          <w:shd w:val="clear" w:color="auto" w:fill="0F9ED5" w:themeFill="accent4"/>
+          <w:lang w:val="en-US"/>
+        </w:rPr>
+        <w:t>(9)</w:t>
       </w:r>
     </w:p>
     <w:p>

--- a/6_semestar/Interakcija covek racunar/HCI_PITANJA_TEORIJA.docx
+++ b/6_semestar/Interakcija covek racunar/HCI_PITANJA_TEORIJA.docx
@@ -3389,6 +3389,7 @@
           <w:color w:val="000000" w:themeColor="text1"/>
           <w:sz w:val="20"/>
           <w:szCs w:val="20"/>
+          <w:highlight w:val="yellow"/>
           <w:shd w:val="clear" w:color="auto" w:fill="0F9ED5" w:themeFill="accent4"/>
           <w:lang w:val="en-US"/>
         </w:rPr>
@@ -3422,6 +3423,7 @@
           <w:color w:val="000000" w:themeColor="text1"/>
           <w:sz w:val="20"/>
           <w:szCs w:val="20"/>
+          <w:highlight w:val="yellow"/>
           <w:shd w:val="clear" w:color="auto" w:fill="0F9ED5" w:themeFill="accent4"/>
           <w:lang w:val="en-US"/>
         </w:rPr>
@@ -3455,6 +3457,7 @@
           <w:color w:val="000000" w:themeColor="text1"/>
           <w:sz w:val="20"/>
           <w:szCs w:val="20"/>
+          <w:highlight w:val="yellow"/>
           <w:shd w:val="clear" w:color="auto" w:fill="0F9ED5" w:themeFill="accent4"/>
           <w:lang w:val="en-US"/>
         </w:rPr>

--- a/6_semestar/Interakcija covek racunar/HCI_PITANJA_TEORIJA.docx
+++ b/6_semestar/Interakcija covek racunar/HCI_PITANJA_TEORIJA.docx
@@ -3491,6 +3491,7 @@
           <w:color w:val="000000" w:themeColor="text1"/>
           <w:sz w:val="20"/>
           <w:szCs w:val="20"/>
+          <w:highlight w:val="yellow"/>
           <w:shd w:val="clear" w:color="auto" w:fill="0F9ED5" w:themeFill="accent4"/>
           <w:lang w:val="en-US"/>
         </w:rPr>

--- a/6_semestar/Interakcija covek racunar/HCI_PITANJA_TEORIJA.docx
+++ b/6_semestar/Interakcija covek racunar/HCI_PITANJA_TEORIJA.docx
@@ -2349,7 +2349,7 @@
         <w:rPr>
           <w:sz w:val="20"/>
           <w:szCs w:val="20"/>
-          <w:highlight w:val="yellow"/>
+          <w:highlight w:val="darkYellow"/>
           <w:shd w:val="clear" w:color="auto" w:fill="60CAF3" w:themeFill="accent4" w:themeFillTint="99"/>
           <w:lang w:val="en-US"/>
         </w:rPr>
@@ -2382,7 +2382,7 @@
         <w:rPr>
           <w:sz w:val="20"/>
           <w:szCs w:val="20"/>
-          <w:highlight w:val="yellow"/>
+          <w:highlight w:val="darkYellow"/>
           <w:shd w:val="clear" w:color="auto" w:fill="95DCF7" w:themeFill="accent4" w:themeFillTint="66"/>
           <w:lang w:val="en-US"/>
         </w:rPr>
@@ -2423,7 +2423,7 @@
         <w:rPr>
           <w:sz w:val="20"/>
           <w:szCs w:val="20"/>
-          <w:highlight w:val="yellow"/>
+          <w:highlight w:val="darkYellow"/>
           <w:shd w:val="clear" w:color="auto" w:fill="60CAF3" w:themeFill="accent4" w:themeFillTint="99"/>
           <w:lang w:val="en-US"/>
         </w:rPr>
@@ -2456,7 +2456,7 @@
         <w:rPr>
           <w:sz w:val="20"/>
           <w:szCs w:val="20"/>
-          <w:highlight w:val="yellow"/>
+          <w:highlight w:val="darkYellow"/>
           <w:shd w:val="clear" w:color="auto" w:fill="60CAF3" w:themeFill="accent4" w:themeFillTint="99"/>
           <w:lang w:val="en-US"/>
         </w:rPr>
@@ -2489,7 +2489,7 @@
         <w:rPr>
           <w:sz w:val="20"/>
           <w:szCs w:val="20"/>
-          <w:highlight w:val="yellow"/>
+          <w:highlight w:val="darkYellow"/>
           <w:shd w:val="clear" w:color="auto" w:fill="60CAF3" w:themeFill="accent4" w:themeFillTint="99"/>
           <w:lang w:val="en-US"/>
         </w:rPr>
@@ -2522,7 +2522,7 @@
         <w:rPr>
           <w:sz w:val="20"/>
           <w:szCs w:val="20"/>
-          <w:highlight w:val="yellow"/>
+          <w:highlight w:val="darkYellow"/>
           <w:shd w:val="clear" w:color="auto" w:fill="60CAF3" w:themeFill="accent4" w:themeFillTint="99"/>
           <w:lang w:val="en-US"/>
         </w:rPr>
@@ -2555,7 +2555,7 @@
         <w:rPr>
           <w:sz w:val="20"/>
           <w:szCs w:val="20"/>
-          <w:highlight w:val="green"/>
+          <w:highlight w:val="darkYellow"/>
           <w:shd w:val="clear" w:color="auto" w:fill="45B0E1" w:themeFill="accent1" w:themeFillTint="99"/>
           <w:lang w:val="en-US"/>
         </w:rPr>
@@ -2588,7 +2588,7 @@
         <w:rPr>
           <w:sz w:val="20"/>
           <w:szCs w:val="20"/>
-          <w:highlight w:val="green"/>
+          <w:highlight w:val="darkYellow"/>
           <w:shd w:val="clear" w:color="auto" w:fill="45B0E1" w:themeFill="accent1" w:themeFillTint="99"/>
           <w:lang w:val="en-US"/>
         </w:rPr>
@@ -2621,7 +2621,7 @@
         <w:rPr>
           <w:sz w:val="20"/>
           <w:szCs w:val="20"/>
-          <w:highlight w:val="green"/>
+          <w:highlight w:val="darkYellow"/>
           <w:shd w:val="clear" w:color="auto" w:fill="45B0E1" w:themeFill="accent1" w:themeFillTint="99"/>
           <w:lang w:val="en-US"/>
         </w:rPr>
@@ -2663,7 +2663,7 @@
         <w:rPr>
           <w:sz w:val="20"/>
           <w:szCs w:val="20"/>
-          <w:highlight w:val="green"/>
+          <w:highlight w:val="darkYellow"/>
           <w:shd w:val="clear" w:color="auto" w:fill="45B0E1" w:themeFill="accent1" w:themeFillTint="99"/>
           <w:lang w:val="en-US"/>
         </w:rPr>
@@ -2696,7 +2696,7 @@
         <w:rPr>
           <w:sz w:val="20"/>
           <w:szCs w:val="20"/>
-          <w:highlight w:val="green"/>
+          <w:highlight w:val="darkYellow"/>
           <w:shd w:val="clear" w:color="auto" w:fill="45B0E1" w:themeFill="accent1" w:themeFillTint="99"/>
           <w:lang w:val="en-US"/>
         </w:rPr>
@@ -2738,7 +2738,7 @@
         <w:rPr>
           <w:sz w:val="20"/>
           <w:szCs w:val="20"/>
-          <w:highlight w:val="yellow"/>
+          <w:highlight w:val="darkYellow"/>
           <w:shd w:val="clear" w:color="auto" w:fill="4C94D8" w:themeFill="text2" w:themeFillTint="80"/>
           <w:lang w:val="en-US"/>
         </w:rPr>
@@ -2771,7 +2771,7 @@
         <w:rPr>
           <w:sz w:val="20"/>
           <w:szCs w:val="20"/>
-          <w:highlight w:val="yellow"/>
+          <w:highlight w:val="darkYellow"/>
           <w:shd w:val="clear" w:color="auto" w:fill="4C94D8" w:themeFill="text2" w:themeFillTint="80"/>
           <w:lang w:val="en-US"/>
         </w:rPr>
@@ -2804,7 +2804,7 @@
         <w:rPr>
           <w:sz w:val="20"/>
           <w:szCs w:val="20"/>
-          <w:highlight w:val="yellow"/>
+          <w:highlight w:val="darkYellow"/>
           <w:shd w:val="clear" w:color="auto" w:fill="4C94D8" w:themeFill="text2" w:themeFillTint="80"/>
           <w:lang w:val="en-US"/>
         </w:rPr>
@@ -2837,7 +2837,7 @@
         <w:rPr>
           <w:sz w:val="20"/>
           <w:szCs w:val="20"/>
-          <w:highlight w:val="yellow"/>
+          <w:highlight w:val="darkYellow"/>
           <w:shd w:val="clear" w:color="auto" w:fill="4C94D8" w:themeFill="text2" w:themeFillTint="80"/>
           <w:lang w:val="en-US"/>
         </w:rPr>
@@ -2871,7 +2871,7 @@
           <w:color w:val="000000" w:themeColor="text1"/>
           <w:sz w:val="20"/>
           <w:szCs w:val="20"/>
-          <w:highlight w:val="yellow"/>
+          <w:highlight w:val="darkYellow"/>
           <w:shd w:val="clear" w:color="auto" w:fill="0E2841" w:themeFill="text2"/>
           <w:lang w:val="en-US"/>
         </w:rPr>
@@ -2905,7 +2905,7 @@
           <w:color w:val="000000" w:themeColor="text1"/>
           <w:sz w:val="20"/>
           <w:szCs w:val="20"/>
-          <w:highlight w:val="yellow"/>
+          <w:highlight w:val="darkYellow"/>
           <w:shd w:val="clear" w:color="auto" w:fill="0E2841" w:themeFill="text2"/>
           <w:lang w:val="en-US"/>
         </w:rPr>
@@ -2939,7 +2939,7 @@
           <w:color w:val="000000" w:themeColor="text1"/>
           <w:sz w:val="20"/>
           <w:szCs w:val="20"/>
-          <w:highlight w:val="yellow"/>
+          <w:highlight w:val="darkYellow"/>
           <w:shd w:val="clear" w:color="auto" w:fill="0E2841" w:themeFill="text2"/>
           <w:lang w:val="en-US"/>
         </w:rPr>
@@ -2973,7 +2973,7 @@
           <w:color w:val="000000" w:themeColor="text1"/>
           <w:sz w:val="20"/>
           <w:szCs w:val="20"/>
-          <w:highlight w:val="yellow"/>
+          <w:highlight w:val="darkYellow"/>
           <w:shd w:val="clear" w:color="auto" w:fill="0E2841" w:themeFill="text2"/>
           <w:lang w:val="en-US"/>
         </w:rPr>
@@ -3007,7 +3007,7 @@
           <w:color w:val="000000" w:themeColor="text1"/>
           <w:sz w:val="20"/>
           <w:szCs w:val="20"/>
-          <w:highlight w:val="yellow"/>
+          <w:highlight w:val="darkYellow"/>
           <w:shd w:val="clear" w:color="auto" w:fill="0E2841" w:themeFill="text2"/>
           <w:lang w:val="en-US"/>
         </w:rPr>
@@ -3040,7 +3040,7 @@
         <w:rPr>
           <w:sz w:val="20"/>
           <w:szCs w:val="20"/>
-          <w:highlight w:val="yellow"/>
+          <w:highlight w:val="darkYellow"/>
           <w:shd w:val="clear" w:color="auto" w:fill="45B0E1" w:themeFill="accent1" w:themeFillTint="99"/>
           <w:lang w:val="en-US"/>
         </w:rPr>
@@ -3073,7 +3073,7 @@
         <w:rPr>
           <w:sz w:val="20"/>
           <w:szCs w:val="20"/>
-          <w:highlight w:val="yellow"/>
+          <w:highlight w:val="darkYellow"/>
           <w:shd w:val="clear" w:color="auto" w:fill="45B0E1" w:themeFill="accent1" w:themeFillTint="99"/>
           <w:lang w:val="en-US"/>
         </w:rPr>
@@ -3106,7 +3106,7 @@
         <w:rPr>
           <w:sz w:val="20"/>
           <w:szCs w:val="20"/>
-          <w:highlight w:val="yellow"/>
+          <w:highlight w:val="darkYellow"/>
           <w:shd w:val="clear" w:color="auto" w:fill="45B0E1" w:themeFill="accent1" w:themeFillTint="99"/>
           <w:lang w:val="en-US"/>
         </w:rPr>
@@ -3142,7 +3142,7 @@
           <w:color w:val="000000" w:themeColor="text1"/>
           <w:sz w:val="20"/>
           <w:szCs w:val="20"/>
-          <w:highlight w:val="yellow"/>
+          <w:highlight w:val="darkYellow"/>
           <w:shd w:val="clear" w:color="auto" w:fill="0F9ED5" w:themeFill="accent4"/>
           <w:lang w:val="en-US"/>
         </w:rPr>
@@ -3178,7 +3178,7 @@
           <w:color w:val="000000" w:themeColor="text1"/>
           <w:sz w:val="20"/>
           <w:szCs w:val="20"/>
-          <w:highlight w:val="yellow"/>
+          <w:highlight w:val="darkYellow"/>
           <w:shd w:val="clear" w:color="auto" w:fill="0F9ED5" w:themeFill="accent4"/>
           <w:lang w:val="en-US"/>
         </w:rPr>
@@ -3223,7 +3223,7 @@
           <w:color w:val="000000" w:themeColor="text1"/>
           <w:sz w:val="20"/>
           <w:szCs w:val="20"/>
-          <w:highlight w:val="yellow"/>
+          <w:highlight w:val="darkYellow"/>
           <w:shd w:val="clear" w:color="auto" w:fill="95DCF7" w:themeFill="accent4" w:themeFillTint="66"/>
           <w:lang w:val="en-US"/>
         </w:rPr>
@@ -3256,7 +3256,7 @@
         <w:rPr>
           <w:sz w:val="20"/>
           <w:szCs w:val="20"/>
-          <w:highlight w:val="yellow"/>
+          <w:highlight w:val="darkYellow"/>
           <w:shd w:val="clear" w:color="auto" w:fill="95DCF7" w:themeFill="accent4" w:themeFillTint="66"/>
           <w:lang w:val="en-US"/>
         </w:rPr>
@@ -3283,13 +3283,21 @@
           <w:szCs w:val="20"/>
           <w:lang w:val="en-US"/>
         </w:rPr>
-        <w:t xml:space="preserve">Alati za skiciranje interfejsa. </w:t>
-      </w:r>
-      <w:r>
-        <w:rPr>
-          <w:sz w:val="20"/>
-          <w:szCs w:val="20"/>
-          <w:highlight w:val="yellow"/>
+        <w:t>Alati za skiciranje interfejsa</w:t>
+      </w:r>
+      <w:r>
+        <w:rPr>
+          <w:sz w:val="20"/>
+          <w:szCs w:val="20"/>
+          <w:lang w:val="en-US"/>
+        </w:rPr>
+        <w:t xml:space="preserve">. </w:t>
+      </w:r>
+      <w:r>
+        <w:rPr>
+          <w:sz w:val="20"/>
+          <w:szCs w:val="20"/>
+          <w:highlight w:val="darkYellow"/>
           <w:shd w:val="clear" w:color="auto" w:fill="95DCF7" w:themeFill="accent4" w:themeFillTint="66"/>
           <w:lang w:val="en-US"/>
         </w:rPr>
@@ -3322,7 +3330,7 @@
         <w:rPr>
           <w:sz w:val="20"/>
           <w:szCs w:val="20"/>
-          <w:highlight w:val="yellow"/>
+          <w:highlight w:val="darkYellow"/>
           <w:shd w:val="clear" w:color="auto" w:fill="95DCF7" w:themeFill="accent4" w:themeFillTint="66"/>
           <w:lang w:val="en-US"/>
         </w:rPr>
@@ -3355,7 +3363,7 @@
         <w:rPr>
           <w:sz w:val="20"/>
           <w:szCs w:val="20"/>
-          <w:highlight w:val="yellow"/>
+          <w:highlight w:val="darkYellow"/>
           <w:shd w:val="clear" w:color="auto" w:fill="95DCF7" w:themeFill="accent4" w:themeFillTint="66"/>
           <w:lang w:val="en-US"/>
         </w:rPr>
@@ -3389,7 +3397,7 @@
           <w:color w:val="000000" w:themeColor="text1"/>
           <w:sz w:val="20"/>
           <w:szCs w:val="20"/>
-          <w:highlight w:val="yellow"/>
+          <w:highlight w:val="darkYellow"/>
           <w:shd w:val="clear" w:color="auto" w:fill="0F9ED5" w:themeFill="accent4"/>
           <w:lang w:val="en-US"/>
         </w:rPr>
@@ -3423,7 +3431,7 @@
           <w:color w:val="000000" w:themeColor="text1"/>
           <w:sz w:val="20"/>
           <w:szCs w:val="20"/>
-          <w:highlight w:val="yellow"/>
+          <w:highlight w:val="darkYellow"/>
           <w:shd w:val="clear" w:color="auto" w:fill="0F9ED5" w:themeFill="accent4"/>
           <w:lang w:val="en-US"/>
         </w:rPr>
@@ -3457,7 +3465,7 @@
           <w:color w:val="000000" w:themeColor="text1"/>
           <w:sz w:val="20"/>
           <w:szCs w:val="20"/>
-          <w:highlight w:val="yellow"/>
+          <w:highlight w:val="darkYellow"/>
           <w:shd w:val="clear" w:color="auto" w:fill="0F9ED5" w:themeFill="accent4"/>
           <w:lang w:val="en-US"/>
         </w:rPr>
@@ -3491,7 +3499,7 @@
           <w:color w:val="000000" w:themeColor="text1"/>
           <w:sz w:val="20"/>
           <w:szCs w:val="20"/>
-          <w:highlight w:val="yellow"/>
+          <w:highlight w:val="darkYellow"/>
           <w:shd w:val="clear" w:color="auto" w:fill="0F9ED5" w:themeFill="accent4"/>
           <w:lang w:val="en-US"/>
         </w:rPr>
